--- a/propuestas/panaderia/Propuesta BFood - Vida util y planta nueva.docx
+++ b/propuestas/panaderia/Propuesta BFood - Vida util y planta nueva.docx
@@ -387,7 +387,7 @@
                 <w:sz w:val="21"/>
                 <w:szCs w:val="21"/>
               </w:rPr>
-              <w:t xml:space="preserve">12 meses de proyecto + Dirección Técnica continua</w:t>
+              <w:t xml:space="preserve">8 meses hasta la habilitación de la planta + Dirección Técnica continua</w:t>
             </w:r>
           </w:p>
         </w:tc>
@@ -662,7 +662,7 @@
           <w:sz w:val="34"/>
           <w:szCs w:val="34"/>
         </w:rPr>
-        <w:t xml:space="preserve">El recorrido: seis etapas, en este orden</w:t>
+        <w:t xml:space="preserve">El recorrido: siete etapas, en este orden</w:t>
       </w:r>
     </w:p>
     <w:p>
@@ -676,7 +676,7 @@
           <w:sz w:val="21"/>
           <w:szCs w:val="21"/>
         </w:rPr>
-        <w:t xml:space="preserve">El orden no es arbitrario: cada etapa produce la información que necesita la siguiente. Las etapas 3 y 5 corren en paralelo, porque los ensayos de vida útil llevan meses de reloj y no tiene sentido frenar el diseño de la planta esperándolos.</w:t>
+        <w:t xml:space="preserve">El orden no es arbitrario: cada etapa produce la información que necesita la siguiente. Varias corren en paralelo: los ensayos de vida útil llevan meses de reloj y no tiene sentido frenar el diseño de la planta esperándolos.</w:t>
       </w:r>
     </w:p>
     <w:p>
@@ -697,10 +697,11 @@
         </w:tblBorders>
       </w:tblPr>
       <w:tblGrid>
-        <w:gridCol w:w="620"/>
-        <w:gridCol w:w="3300"/>
-        <w:gridCol w:w="3600"/>
-        <w:gridCol w:w="2118"/>
+        <w:gridCol w:w="560"/>
+        <w:gridCol w:w="2500"/>
+        <w:gridCol w:w="3320"/>
+        <w:gridCol w:w="1440"/>
+        <w:gridCol w:w="1818"/>
       </w:tblGrid>
       <w:tr>
         <w:trPr>
@@ -708,7 +709,7 @@
         </w:trPr>
         <w:tc>
           <w:tcPr>
-            <w:tcW w:type="dxa" w:w="620"/>
+            <w:tcW w:type="dxa" w:w="560"/>
             <w:shd w:fill="E8F5EE" w:color="auto" w:val="clear"/>
             <w:tcMar>
               <w:top w:type="dxa" w:w="90"/>
@@ -736,7 +737,7 @@
         </w:tc>
         <w:tc>
           <w:tcPr>
-            <w:tcW w:type="dxa" w:w="3300"/>
+            <w:tcW w:type="dxa" w:w="2500"/>
             <w:shd w:fill="E8F5EE" w:color="auto" w:val="clear"/>
             <w:tcMar>
               <w:top w:type="dxa" w:w="90"/>
@@ -764,7 +765,7 @@
         </w:tc>
         <w:tc>
           <w:tcPr>
-            <w:tcW w:type="dxa" w:w="3600"/>
+            <w:tcW w:type="dxa" w:w="3320"/>
             <w:shd w:fill="E8F5EE" w:color="auto" w:val="clear"/>
             <w:tcMar>
               <w:top w:type="dxa" w:w="90"/>
@@ -792,7 +793,7 @@
         </w:tc>
         <w:tc>
           <w:tcPr>
-            <w:tcW w:type="dxa" w:w="2118"/>
+            <w:tcW w:type="dxa" w:w="1440"/>
             <w:shd w:fill="E8F5EE" w:color="auto" w:val="clear"/>
             <w:tcMar>
               <w:top w:type="dxa" w:w="90"/>
@@ -814,7 +815,35 @@
                 <w:sz w:val="17"/>
                 <w:szCs w:val="17"/>
               </w:rPr>
-              <w:t xml:space="preserve">Plazo</w:t>
+              <w:t xml:space="preserve">Duración</w:t>
+            </w:r>
+          </w:p>
+        </w:tc>
+        <w:tc>
+          <w:tcPr>
+            <w:tcW w:type="dxa" w:w="1818"/>
+            <w:shd w:fill="E8F5EE" w:color="auto" w:val="clear"/>
+            <w:tcMar>
+              <w:top w:type="dxa" w:w="90"/>
+              <w:left w:type="dxa" w:w="120"/>
+              <w:bottom w:type="dxa" w:w="90"/>
+              <w:right w:type="dxa" w:w="120"/>
+            </w:tcMar>
+          </w:tcPr>
+          <w:p>
+            <w:pPr>
+              <w:spacing w:after="0" w:line="260"/>
+            </w:pPr>
+            <w:r>
+              <w:rPr>
+                <w:rFonts w:ascii="Calibri" w:cs="Calibri" w:eastAsia="Calibri" w:hAnsi="Calibri"/>
+                <w:b/>
+                <w:bCs/>
+                <w:color w:val="0D5230"/>
+                <w:sz w:val="17"/>
+                <w:szCs w:val="17"/>
+              </w:rPr>
+              <w:t xml:space="preserve">Cuándo</w:t>
             </w:r>
           </w:p>
         </w:tc>
@@ -822,7 +851,7 @@
       <w:tr>
         <w:tc>
           <w:tcPr>
-            <w:tcW w:type="dxa" w:w="620"/>
+            <w:tcW w:type="dxa" w:w="560"/>
             <w:tcMar>
               <w:top w:type="dxa" w:w="90"/>
               <w:left w:type="dxa" w:w="120"/>
@@ -849,7 +878,7 @@
         </w:tc>
         <w:tc>
           <w:tcPr>
-            <w:tcW w:type="dxa" w:w="3300"/>
+            <w:tcW w:type="dxa" w:w="2500"/>
             <w:tcMar>
               <w:top w:type="dxa" w:w="90"/>
               <w:left w:type="dxa" w:w="120"/>
@@ -876,7 +905,7 @@
         </w:tc>
         <w:tc>
           <w:tcPr>
-            <w:tcW w:type="dxa" w:w="3600"/>
+            <w:tcW w:type="dxa" w:w="3320"/>
             <w:tcMar>
               <w:top w:type="dxa" w:w="90"/>
               <w:left w:type="dxa" w:w="120"/>
@@ -903,7 +932,7 @@
         </w:tc>
         <w:tc>
           <w:tcPr>
-            <w:tcW w:type="dxa" w:w="2118"/>
+            <w:tcW w:type="dxa" w:w="1440"/>
             <w:tcMar>
               <w:top w:type="dxa" w:w="90"/>
               <w:left w:type="dxa" w:w="120"/>
@@ -928,11 +957,9 @@
             </w:r>
           </w:p>
         </w:tc>
-      </w:tr>
-      <w:tr>
-        <w:tc>
-          <w:tcPr>
-            <w:tcW w:type="dxa" w:w="620"/>
+        <w:tc>
+          <w:tcPr>
+            <w:tcW w:type="dxa" w:w="1818"/>
             <w:tcMar>
               <w:top w:type="dxa" w:w="90"/>
               <w:left w:type="dxa" w:w="120"/>
@@ -953,13 +980,15 @@
                 <w:sz w:val="19"/>
                 <w:szCs w:val="19"/>
               </w:rPr>
-              <w:t xml:space="preserve">2</w:t>
-            </w:r>
-          </w:p>
-        </w:tc>
-        <w:tc>
-          <w:tcPr>
-            <w:tcW w:type="dxa" w:w="3300"/>
+              <w:t xml:space="preserve">Mes 1</w:t>
+            </w:r>
+          </w:p>
+        </w:tc>
+      </w:tr>
+      <w:tr>
+        <w:tc>
+          <w:tcPr>
+            <w:tcW w:type="dxa" w:w="560"/>
             <w:tcMar>
               <w:top w:type="dxa" w:w="90"/>
               <w:left w:type="dxa" w:w="120"/>
@@ -980,13 +1009,40 @@
                 <w:sz w:val="19"/>
                 <w:szCs w:val="19"/>
               </w:rPr>
+              <w:t xml:space="preserve">2</w:t>
+            </w:r>
+          </w:p>
+        </w:tc>
+        <w:tc>
+          <w:tcPr>
+            <w:tcW w:type="dxa" w:w="2500"/>
+            <w:tcMar>
+              <w:top w:type="dxa" w:w="90"/>
+              <w:left w:type="dxa" w:w="120"/>
+              <w:bottom w:type="dxa" w:w="90"/>
+              <w:right w:type="dxa" w:w="120"/>
+            </w:tcMar>
+          </w:tcPr>
+          <w:p>
+            <w:pPr>
+              <w:spacing w:after="0" w:line="260"/>
+            </w:pPr>
+            <w:r>
+              <w:rPr>
+                <w:rFonts w:ascii="Calibri" w:cs="Calibri" w:eastAsia="Calibri" w:hAnsi="Calibri"/>
+                <w:b/>
+                <w:bCs/>
+                <w:color w:val="2B2F2C"/>
+                <w:sz w:val="19"/>
+                <w:szCs w:val="19"/>
+              </w:rPr>
               <w:t xml:space="preserve">Plan de vida útil</w:t>
             </w:r>
           </w:p>
         </w:tc>
         <w:tc>
           <w:tcPr>
-            <w:tcW w:type="dxa" w:w="3600"/>
+            <w:tcW w:type="dxa" w:w="3320"/>
             <w:tcMar>
               <w:top w:type="dxa" w:w="90"/>
               <w:left w:type="dxa" w:w="120"/>
@@ -1013,7 +1069,7 @@
         </w:tc>
         <w:tc>
           <w:tcPr>
-            <w:tcW w:type="dxa" w:w="2118"/>
+            <w:tcW w:type="dxa" w:w="1440"/>
             <w:tcMar>
               <w:top w:type="dxa" w:w="90"/>
               <w:left w:type="dxa" w:w="120"/>
@@ -1038,11 +1094,9 @@
             </w:r>
           </w:p>
         </w:tc>
-      </w:tr>
-      <w:tr>
-        <w:tc>
-          <w:tcPr>
-            <w:tcW w:type="dxa" w:w="620"/>
+        <w:tc>
+          <w:tcPr>
+            <w:tcW w:type="dxa" w:w="1818"/>
             <w:tcMar>
               <w:top w:type="dxa" w:w="90"/>
               <w:left w:type="dxa" w:w="120"/>
@@ -1063,13 +1117,15 @@
                 <w:sz w:val="19"/>
                 <w:szCs w:val="19"/>
               </w:rPr>
-              <w:t xml:space="preserve">3</w:t>
-            </w:r>
-          </w:p>
-        </w:tc>
-        <w:tc>
-          <w:tcPr>
-            <w:tcW w:type="dxa" w:w="3300"/>
+              <w:t xml:space="preserve">Mes 2</w:t>
+            </w:r>
+          </w:p>
+        </w:tc>
+      </w:tr>
+      <w:tr>
+        <w:tc>
+          <w:tcPr>
+            <w:tcW w:type="dxa" w:w="560"/>
             <w:tcMar>
               <w:top w:type="dxa" w:w="90"/>
               <w:left w:type="dxa" w:w="120"/>
@@ -1090,13 +1146,40 @@
                 <w:sz w:val="19"/>
                 <w:szCs w:val="19"/>
               </w:rPr>
+              <w:t xml:space="preserve">3</w:t>
+            </w:r>
+          </w:p>
+        </w:tc>
+        <w:tc>
+          <w:tcPr>
+            <w:tcW w:type="dxa" w:w="2500"/>
+            <w:tcMar>
+              <w:top w:type="dxa" w:w="90"/>
+              <w:left w:type="dxa" w:w="120"/>
+              <w:bottom w:type="dxa" w:w="90"/>
+              <w:right w:type="dxa" w:w="120"/>
+            </w:tcMar>
+          </w:tcPr>
+          <w:p>
+            <w:pPr>
+              <w:spacing w:after="0" w:line="260"/>
+            </w:pPr>
+            <w:r>
+              <w:rPr>
+                <w:rFonts w:ascii="Calibri" w:cs="Calibri" w:eastAsia="Calibri" w:hAnsi="Calibri"/>
+                <w:b/>
+                <w:bCs/>
+                <w:color w:val="2B2F2C"/>
+                <w:sz w:val="19"/>
+                <w:szCs w:val="19"/>
+              </w:rPr>
               <w:t xml:space="preserve">Ensayos con laboratorio externo</w:t>
             </w:r>
           </w:p>
         </w:tc>
         <w:tc>
           <w:tcPr>
-            <w:tcW w:type="dxa" w:w="3600"/>
+            <w:tcW w:type="dxa" w:w="3320"/>
             <w:tcMar>
               <w:top w:type="dxa" w:w="90"/>
               <w:left w:type="dxa" w:w="120"/>
@@ -1123,7 +1206,7 @@
         </w:tc>
         <w:tc>
           <w:tcPr>
-            <w:tcW w:type="dxa" w:w="2118"/>
+            <w:tcW w:type="dxa" w:w="1440"/>
             <w:tcMar>
               <w:top w:type="dxa" w:w="90"/>
               <w:left w:type="dxa" w:w="120"/>
@@ -1148,11 +1231,9 @@
             </w:r>
           </w:p>
         </w:tc>
-      </w:tr>
-      <w:tr>
-        <w:tc>
-          <w:tcPr>
-            <w:tcW w:type="dxa" w:w="620"/>
+        <w:tc>
+          <w:tcPr>
+            <w:tcW w:type="dxa" w:w="1818"/>
             <w:tcMar>
               <w:top w:type="dxa" w:w="90"/>
               <w:left w:type="dxa" w:w="120"/>
@@ -1173,13 +1254,15 @@
                 <w:sz w:val="19"/>
                 <w:szCs w:val="19"/>
               </w:rPr>
-              <w:t xml:space="preserve">4</w:t>
-            </w:r>
-          </w:p>
-        </w:tc>
-        <w:tc>
-          <w:tcPr>
-            <w:tcW w:type="dxa" w:w="3300"/>
+              <w:t xml:space="preserve">Meses 2 a 6</w:t>
+            </w:r>
+          </w:p>
+        </w:tc>
+      </w:tr>
+      <w:tr>
+        <w:tc>
+          <w:tcPr>
+            <w:tcW w:type="dxa" w:w="560"/>
             <w:tcMar>
               <w:top w:type="dxa" w:w="90"/>
               <w:left w:type="dxa" w:w="120"/>
@@ -1200,13 +1283,40 @@
                 <w:sz w:val="19"/>
                 <w:szCs w:val="19"/>
               </w:rPr>
+              <w:t xml:space="preserve">4</w:t>
+            </w:r>
+          </w:p>
+        </w:tc>
+        <w:tc>
+          <w:tcPr>
+            <w:tcW w:type="dxa" w:w="2500"/>
+            <w:tcMar>
+              <w:top w:type="dxa" w:w="90"/>
+              <w:left w:type="dxa" w:w="120"/>
+              <w:bottom w:type="dxa" w:w="90"/>
+              <w:right w:type="dxa" w:w="120"/>
+            </w:tcMar>
+          </w:tcPr>
+          <w:p>
+            <w:pPr>
+              <w:spacing w:after="0" w:line="260"/>
+            </w:pPr>
+            <w:r>
+              <w:rPr>
+                <w:rFonts w:ascii="Calibri" w:cs="Calibri" w:eastAsia="Calibri" w:hAnsi="Calibri"/>
+                <w:b/>
+                <w:bCs/>
+                <w:color w:val="2B2F2C"/>
+                <w:sz w:val="19"/>
+                <w:szCs w:val="19"/>
+              </w:rPr>
               <w:t xml:space="preserve">Extensión de la vida útil</w:t>
             </w:r>
           </w:p>
         </w:tc>
         <w:tc>
           <w:tcPr>
-            <w:tcW w:type="dxa" w:w="3600"/>
+            <w:tcW w:type="dxa" w:w="3320"/>
             <w:tcMar>
               <w:top w:type="dxa" w:w="90"/>
               <w:left w:type="dxa" w:w="120"/>
@@ -1233,7 +1343,7 @@
         </w:tc>
         <w:tc>
           <w:tcPr>
-            <w:tcW w:type="dxa" w:w="2118"/>
+            <w:tcW w:type="dxa" w:w="1440"/>
             <w:tcMar>
               <w:top w:type="dxa" w:w="90"/>
               <w:left w:type="dxa" w:w="120"/>
@@ -1258,11 +1368,9 @@
             </w:r>
           </w:p>
         </w:tc>
-      </w:tr>
-      <w:tr>
-        <w:tc>
-          <w:tcPr>
-            <w:tcW w:type="dxa" w:w="620"/>
+        <w:tc>
+          <w:tcPr>
+            <w:tcW w:type="dxa" w:w="1818"/>
             <w:tcMar>
               <w:top w:type="dxa" w:w="90"/>
               <w:left w:type="dxa" w:w="120"/>
@@ -1283,13 +1391,15 @@
                 <w:sz w:val="19"/>
                 <w:szCs w:val="19"/>
               </w:rPr>
-              <w:t xml:space="preserve">5</w:t>
-            </w:r>
-          </w:p>
-        </w:tc>
-        <w:tc>
-          <w:tcPr>
-            <w:tcW w:type="dxa" w:w="3300"/>
+              <w:t xml:space="preserve">Meses 4 a 6</w:t>
+            </w:r>
+          </w:p>
+        </w:tc>
+      </w:tr>
+      <w:tr>
+        <w:tc>
+          <w:tcPr>
+            <w:tcW w:type="dxa" w:w="560"/>
             <w:tcMar>
               <w:top w:type="dxa" w:w="90"/>
               <w:left w:type="dxa" w:w="120"/>
@@ -1310,13 +1420,40 @@
                 <w:sz w:val="19"/>
                 <w:szCs w:val="19"/>
               </w:rPr>
+              <w:t xml:space="preserve">5</w:t>
+            </w:r>
+          </w:p>
+        </w:tc>
+        <w:tc>
+          <w:tcPr>
+            <w:tcW w:type="dxa" w:w="2500"/>
+            <w:tcMar>
+              <w:top w:type="dxa" w:w="90"/>
+              <w:left w:type="dxa" w:w="120"/>
+              <w:bottom w:type="dxa" w:w="90"/>
+              <w:right w:type="dxa" w:w="120"/>
+            </w:tcMar>
+          </w:tcPr>
+          <w:p>
+            <w:pPr>
+              <w:spacing w:after="0" w:line="260"/>
+            </w:pPr>
+            <w:r>
+              <w:rPr>
+                <w:rFonts w:ascii="Calibri" w:cs="Calibri" w:eastAsia="Calibri" w:hAnsi="Calibri"/>
+                <w:b/>
+                <w:bCs/>
+                <w:color w:val="2B2F2C"/>
+                <w:sz w:val="19"/>
+                <w:szCs w:val="19"/>
+              </w:rPr>
               <w:t xml:space="preserve">Layout de la planta nueva</w:t>
             </w:r>
           </w:p>
         </w:tc>
         <w:tc>
           <w:tcPr>
-            <w:tcW w:type="dxa" w:w="3600"/>
+            <w:tcW w:type="dxa" w:w="3320"/>
             <w:tcMar>
               <w:top w:type="dxa" w:w="90"/>
               <w:left w:type="dxa" w:w="120"/>
@@ -1343,7 +1480,7 @@
         </w:tc>
         <w:tc>
           <w:tcPr>
-            <w:tcW w:type="dxa" w:w="2118"/>
+            <w:tcW w:type="dxa" w:w="1440"/>
             <w:tcMar>
               <w:top w:type="dxa" w:w="90"/>
               <w:left w:type="dxa" w:w="120"/>
@@ -1368,11 +1505,9 @@
             </w:r>
           </w:p>
         </w:tc>
-      </w:tr>
-      <w:tr>
-        <w:tc>
-          <w:tcPr>
-            <w:tcW w:type="dxa" w:w="620"/>
+        <w:tc>
+          <w:tcPr>
+            <w:tcW w:type="dxa" w:w="1818"/>
             <w:tcMar>
               <w:top w:type="dxa" w:w="90"/>
               <w:left w:type="dxa" w:w="120"/>
@@ -1393,13 +1528,15 @@
                 <w:sz w:val="19"/>
                 <w:szCs w:val="19"/>
               </w:rPr>
-              <w:t xml:space="preserve">6</w:t>
-            </w:r>
-          </w:p>
-        </w:tc>
-        <w:tc>
-          <w:tcPr>
-            <w:tcW w:type="dxa" w:w="3300"/>
+              <w:t xml:space="preserve">Meses 3 a 5</w:t>
+            </w:r>
+          </w:p>
+        </w:tc>
+      </w:tr>
+      <w:tr>
+        <w:tc>
+          <w:tcPr>
+            <w:tcW w:type="dxa" w:w="560"/>
             <w:tcMar>
               <w:top w:type="dxa" w:w="90"/>
               <w:left w:type="dxa" w:w="120"/>
@@ -1420,13 +1557,40 @@
                 <w:sz w:val="19"/>
                 <w:szCs w:val="19"/>
               </w:rPr>
-              <w:t xml:space="preserve">Dirección Técnica</w:t>
-            </w:r>
-          </w:p>
-        </w:tc>
-        <w:tc>
-          <w:tcPr>
-            <w:tcW w:type="dxa" w:w="3600"/>
+              <w:t xml:space="preserve">6</w:t>
+            </w:r>
+          </w:p>
+        </w:tc>
+        <w:tc>
+          <w:tcPr>
+            <w:tcW w:type="dxa" w:w="2500"/>
+            <w:tcMar>
+              <w:top w:type="dxa" w:w="90"/>
+              <w:left w:type="dxa" w:w="120"/>
+              <w:bottom w:type="dxa" w:w="90"/>
+              <w:right w:type="dxa" w:w="120"/>
+            </w:tcMar>
+          </w:tcPr>
+          <w:p>
+            <w:pPr>
+              <w:spacing w:after="0" w:line="260"/>
+            </w:pPr>
+            <w:r>
+              <w:rPr>
+                <w:rFonts w:ascii="Calibri" w:cs="Calibri" w:eastAsia="Calibri" w:hAnsi="Calibri"/>
+                <w:b/>
+                <w:bCs/>
+                <w:color w:val="2B2F2C"/>
+                <w:sz w:val="19"/>
+                <w:szCs w:val="19"/>
+              </w:rPr>
+              <w:t xml:space="preserve">Habilitación de la planta</w:t>
+            </w:r>
+          </w:p>
+        </w:tc>
+        <w:tc>
+          <w:tcPr>
+            <w:tcW w:type="dxa" w:w="3320"/>
             <w:tcMar>
               <w:top w:type="dxa" w:w="90"/>
               <w:left w:type="dxa" w:w="120"/>
@@ -1447,13 +1611,13 @@
                 <w:sz w:val="19"/>
                 <w:szCs w:val="19"/>
               </w:rPr>
-              <w:t xml:space="preserve">Habilitación de la planta y conducción técnica permanente</w:t>
-            </w:r>
-          </w:p>
-        </w:tc>
-        <w:tc>
-          <w:tcPr>
-            <w:tcW w:type="dxa" w:w="2118"/>
+              <w:t xml:space="preserve">RNE, sistema documental y puesta en marcha con el personal</w:t>
+            </w:r>
+          </w:p>
+        </w:tc>
+        <w:tc>
+          <w:tcPr>
+            <w:tcW w:type="dxa" w:w="1440"/>
             <w:tcMar>
               <w:top w:type="dxa" w:w="90"/>
               <w:left w:type="dxa" w:w="120"/>
@@ -1474,7 +1638,171 @@
                 <w:sz w:val="19"/>
                 <w:szCs w:val="19"/>
               </w:rPr>
+              <w:t xml:space="preserve">2 meses</w:t>
+            </w:r>
+          </w:p>
+        </w:tc>
+        <w:tc>
+          <w:tcPr>
+            <w:tcW w:type="dxa" w:w="1818"/>
+            <w:tcMar>
+              <w:top w:type="dxa" w:w="90"/>
+              <w:left w:type="dxa" w:w="120"/>
+              <w:bottom w:type="dxa" w:w="90"/>
+              <w:right w:type="dxa" w:w="120"/>
+            </w:tcMar>
+          </w:tcPr>
+          <w:p>
+            <w:pPr>
+              <w:spacing w:after="0" w:line="260"/>
+            </w:pPr>
+            <w:r>
+              <w:rPr>
+                <w:rFonts w:ascii="Calibri" w:cs="Calibri" w:eastAsia="Calibri" w:hAnsi="Calibri"/>
+                <w:b/>
+                <w:bCs/>
+                <w:color w:val="2B2F2C"/>
+                <w:sz w:val="19"/>
+                <w:szCs w:val="19"/>
+              </w:rPr>
+              <w:t xml:space="preserve">Meses 7 y 8</w:t>
+            </w:r>
+          </w:p>
+        </w:tc>
+      </w:tr>
+      <w:tr>
+        <w:tc>
+          <w:tcPr>
+            <w:tcW w:type="dxa" w:w="560"/>
+            <w:tcMar>
+              <w:top w:type="dxa" w:w="90"/>
+              <w:left w:type="dxa" w:w="120"/>
+              <w:bottom w:type="dxa" w:w="90"/>
+              <w:right w:type="dxa" w:w="120"/>
+            </w:tcMar>
+          </w:tcPr>
+          <w:p>
+            <w:pPr>
+              <w:spacing w:after="0" w:line="260"/>
+            </w:pPr>
+            <w:r>
+              <w:rPr>
+                <w:rFonts w:ascii="Calibri" w:cs="Calibri" w:eastAsia="Calibri" w:hAnsi="Calibri"/>
+                <w:b/>
+                <w:bCs/>
+                <w:color w:val="2B2F2C"/>
+                <w:sz w:val="19"/>
+                <w:szCs w:val="19"/>
+              </w:rPr>
+              <w:t xml:space="preserve">7</w:t>
+            </w:r>
+          </w:p>
+        </w:tc>
+        <w:tc>
+          <w:tcPr>
+            <w:tcW w:type="dxa" w:w="2500"/>
+            <w:tcMar>
+              <w:top w:type="dxa" w:w="90"/>
+              <w:left w:type="dxa" w:w="120"/>
+              <w:bottom w:type="dxa" w:w="90"/>
+              <w:right w:type="dxa" w:w="120"/>
+            </w:tcMar>
+          </w:tcPr>
+          <w:p>
+            <w:pPr>
+              <w:spacing w:after="0" w:line="260"/>
+            </w:pPr>
+            <w:r>
+              <w:rPr>
+                <w:rFonts w:ascii="Calibri" w:cs="Calibri" w:eastAsia="Calibri" w:hAnsi="Calibri"/>
+                <w:b/>
+                <w:bCs/>
+                <w:color w:val="2B2F2C"/>
+                <w:sz w:val="19"/>
+                <w:szCs w:val="19"/>
+              </w:rPr>
+              <w:t xml:space="preserve">Dirección Técnica</w:t>
+            </w:r>
+          </w:p>
+        </w:tc>
+        <w:tc>
+          <w:tcPr>
+            <w:tcW w:type="dxa" w:w="3320"/>
+            <w:tcMar>
+              <w:top w:type="dxa" w:w="90"/>
+              <w:left w:type="dxa" w:w="120"/>
+              <w:bottom w:type="dxa" w:w="90"/>
+              <w:right w:type="dxa" w:w="120"/>
+            </w:tcMar>
+          </w:tcPr>
+          <w:p>
+            <w:pPr>
+              <w:spacing w:after="0" w:line="260"/>
+            </w:pPr>
+            <w:r>
+              <w:rPr>
+                <w:rFonts w:ascii="Calibri" w:cs="Calibri" w:eastAsia="Calibri" w:hAnsi="Calibri"/>
+                <w:b w:val="false"/>
+                <w:bCs w:val="false"/>
+                <w:color w:val="5C6B63"/>
+                <w:sz w:val="19"/>
+                <w:szCs w:val="19"/>
+              </w:rPr>
+              <w:t xml:space="preserve">Conducción técnica permanente del establecimiento</w:t>
+            </w:r>
+          </w:p>
+        </w:tc>
+        <w:tc>
+          <w:tcPr>
+            <w:tcW w:type="dxa" w:w="1440"/>
+            <w:tcMar>
+              <w:top w:type="dxa" w:w="90"/>
+              <w:left w:type="dxa" w:w="120"/>
+              <w:bottom w:type="dxa" w:w="90"/>
+              <w:right w:type="dxa" w:w="120"/>
+            </w:tcMar>
+          </w:tcPr>
+          <w:p>
+            <w:pPr>
+              <w:spacing w:after="0" w:line="260"/>
+            </w:pPr>
+            <w:r>
+              <w:rPr>
+                <w:rFonts w:ascii="Calibri" w:cs="Calibri" w:eastAsia="Calibri" w:hAnsi="Calibri"/>
+                <w:b w:val="false"/>
+                <w:bCs w:val="false"/>
+                <w:color w:val="5C6B63"/>
+                <w:sz w:val="19"/>
+                <w:szCs w:val="19"/>
+              </w:rPr>
               <w:t xml:space="preserve">Continuo</w:t>
+            </w:r>
+          </w:p>
+        </w:tc>
+        <w:tc>
+          <w:tcPr>
+            <w:tcW w:type="dxa" w:w="1818"/>
+            <w:tcMar>
+              <w:top w:type="dxa" w:w="90"/>
+              <w:left w:type="dxa" w:w="120"/>
+              <w:bottom w:type="dxa" w:w="90"/>
+              <w:right w:type="dxa" w:w="120"/>
+            </w:tcMar>
+          </w:tcPr>
+          <w:p>
+            <w:pPr>
+              <w:spacing w:after="0" w:line="260"/>
+            </w:pPr>
+            <w:r>
+              <w:rPr>
+                <w:rFonts w:ascii="Calibri" w:cs="Calibri" w:eastAsia="Calibri" w:hAnsi="Calibri"/>
+                <w:b/>
+                <w:bCs/>
+                <w:color w:val="2B2F2C"/>
+                <w:sz w:val="19"/>
+                <w:szCs w:val="19"/>
+              </w:rPr>
+              <w:t xml:space="preserve">Desde el mes 9</w:t>
             </w:r>
           </w:p>
         </w:tc>
@@ -4881,7 +5209,7 @@
           <w:sz w:val="34"/>
           <w:szCs w:val="34"/>
         </w:rPr>
-        <w:t xml:space="preserve">Etapa 6 · Dirección Técnica de la planta</w:t>
+        <w:t xml:space="preserve">Etapa 6 · Habilitación de la planta nueva</w:t>
       </w:r>
     </w:p>
     <w:p>
@@ -4898,7 +5226,7 @@
           <w:sz w:val="15"/>
           <w:szCs w:val="15"/>
         </w:rPr>
-        <w:t xml:space="preserve">DESDE LA HABILITACIÓN, CON CONTINUIDAD MENSUAL</w:t>
+        <w:t xml:space="preserve">MESES 7 Y 8 · SOBRE EL CIERRE DE LA OBRA</w:t>
       </w:r>
     </w:p>
     <w:p>
@@ -4916,7 +5244,7 @@
           <w:sz w:val="21"/>
           <w:szCs w:val="21"/>
         </w:rPr>
-        <w:t xml:space="preserve">Objetivo: que la planta arranque habilitada y que lo construido en las etapas anteriores se sostenga en el tiempo.</w:t>
+        <w:t xml:space="preserve">Objetivo: que la planta abra habilitada y con el sistema de calidad funcionando desde el primer día de producción.</w:t>
       </w:r>
     </w:p>
     <w:p>
@@ -4930,7 +5258,7 @@
           <w:sz w:val="21"/>
           <w:szCs w:val="21"/>
         </w:rPr>
-        <w:t xml:space="preserve">La Dirección Técnica es una función personal y matriculada, ejercida en los términos del artículo 17 de la Resolución Conjunta SGS y SAGyP N.º 6/2025. La asumiría Lucía Osinalde, Ingeniera en Alimentos matriculada, como profesional responsable ante la autoridad sanitaria.</w:t>
+        <w:t xml:space="preserve">Es la etapa más intensa del proyecto y la más acotada en el tiempo: concentra el trámite de habilitación, la construcción de todo el sistema documental y la capacitación del personal, y tiene que estar cerrada antes de que la planta empiece a producir. Una planta que arranca sin habilitación o sin registros no puede facturar lo que produce.</w:t>
       </w:r>
     </w:p>
     <w:p>
@@ -4947,99 +5275,187 @@
           <w:sz w:val="16"/>
           <w:szCs w:val="16"/>
         </w:rPr>
-        <w:t xml:space="preserve">PUESTA EN MARCHA</w:t>
-      </w:r>
-    </w:p>
-    <w:p>
-      <w:pPr>
-        <w:pStyle w:val="ListParagraph"/>
-        <w:numPr>
-          <w:ilvl w:val="0"/>
-          <w:numId w:val="2"/>
-        </w:numPr>
-        <w:spacing w:after="80" w:line="276"/>
-      </w:pPr>
-      <w:r>
-        <w:rPr>
-          <w:rFonts w:ascii="Calibri" w:cs="Calibri" w:eastAsia="Calibri" w:hAnsi="Calibri"/>
-          <w:b w:val="false"/>
-          <w:bCs w:val="false"/>
-          <w:i w:val="false"/>
-          <w:iCs w:val="false"/>
-          <w:color w:val="2B2F2C"/>
-          <w:sz w:val="21"/>
-          <w:szCs w:val="21"/>
-        </w:rPr>
-        <w:t xml:space="preserve">Habilitación de la planta nueva: RNE del establecimiento y traslado o alta de los RNPA de los productos.</w:t>
-      </w:r>
-    </w:p>
-    <w:p>
-      <w:pPr>
-        <w:pStyle w:val="ListParagraph"/>
-        <w:numPr>
-          <w:ilvl w:val="0"/>
-          <w:numId w:val="2"/>
-        </w:numPr>
-        <w:spacing w:after="80" w:line="276"/>
-      </w:pPr>
-      <w:r>
-        <w:rPr>
-          <w:rFonts w:ascii="Calibri" w:cs="Calibri" w:eastAsia="Calibri" w:hAnsi="Calibri"/>
-          <w:b w:val="false"/>
-          <w:bCs w:val="false"/>
-          <w:i w:val="false"/>
-          <w:iCs w:val="false"/>
-          <w:color w:val="2B2F2C"/>
-          <w:sz w:val="21"/>
-          <w:szCs w:val="21"/>
-        </w:rPr>
-        <w:t xml:space="preserve">Sistema documental completo: BPM, POES, trazabilidad, control de proveedores, agua, plagas, calibración y retiro de producto del mercado.</w:t>
-      </w:r>
-    </w:p>
-    <w:p>
-      <w:pPr>
-        <w:pStyle w:val="ListParagraph"/>
-        <w:numPr>
-          <w:ilvl w:val="0"/>
-          <w:numId w:val="2"/>
-        </w:numPr>
-        <w:spacing w:after="80" w:line="276"/>
-      </w:pPr>
-      <w:r>
-        <w:rPr>
-          <w:rFonts w:ascii="Calibri" w:cs="Calibri" w:eastAsia="Calibri" w:hAnsi="Calibri"/>
-          <w:b w:val="false"/>
-          <w:bCs w:val="false"/>
-          <w:i w:val="false"/>
-          <w:iCs w:val="false"/>
-          <w:color w:val="2B2F2C"/>
-          <w:sz w:val="21"/>
-          <w:szCs w:val="21"/>
-        </w:rPr>
-        <w:t xml:space="preserve">Plan HACCP construido sobre el análisis de peligros que sale de la etapa 1, no sobre un modelo genérico.</w:t>
-      </w:r>
-    </w:p>
-    <w:p>
-      <w:pPr>
-        <w:pStyle w:val="ListParagraph"/>
-        <w:numPr>
-          <w:ilvl w:val="0"/>
-          <w:numId w:val="2"/>
-        </w:numPr>
-        <w:spacing w:after="80" w:line="276"/>
-      </w:pPr>
-      <w:r>
-        <w:rPr>
-          <w:rFonts w:ascii="Calibri" w:cs="Calibri" w:eastAsia="Calibri" w:hAnsi="Calibri"/>
-          <w:b w:val="false"/>
-          <w:bCs w:val="false"/>
-          <w:i w:val="false"/>
-          <w:iCs w:val="false"/>
-          <w:color w:val="2B2F2C"/>
-          <w:sz w:val="21"/>
-          <w:szCs w:val="21"/>
-        </w:rPr>
-        <w:t xml:space="preserve">Capacitación del personal en el arranque, que es cuando se fijan las prácticas que después duran años.</w:t>
+        <w:t xml:space="preserve">QUÉ SE HACE EN ESTOS DOS MESES</w:t>
+      </w:r>
+    </w:p>
+    <w:p>
+      <w:pPr>
+        <w:pStyle w:val="ListParagraph"/>
+        <w:numPr>
+          <w:ilvl w:val="0"/>
+          <w:numId w:val="2"/>
+        </w:numPr>
+        <w:spacing w:after="80" w:line="276"/>
+      </w:pPr>
+      <w:r>
+        <w:rPr>
+          <w:rFonts w:ascii="Calibri" w:cs="Calibri" w:eastAsia="Calibri" w:hAnsi="Calibri"/>
+          <w:b/>
+          <w:bCs/>
+          <w:i w:val="false"/>
+          <w:iCs w:val="false"/>
+          <w:color w:val="2B2F2C"/>
+          <w:sz w:val="21"/>
+          <w:szCs w:val="21"/>
+        </w:rPr>
+        <w:t xml:space="preserve">Habilitación del establecimiento. </w:t>
+      </w:r>
+      <w:r>
+        <w:rPr>
+          <w:rFonts w:ascii="Calibri" w:cs="Calibri" w:eastAsia="Calibri" w:hAnsi="Calibri"/>
+          <w:b w:val="false"/>
+          <w:bCs w:val="false"/>
+          <w:i w:val="false"/>
+          <w:iCs w:val="false"/>
+          <w:color w:val="2B2F2C"/>
+          <w:sz w:val="21"/>
+          <w:szCs w:val="21"/>
+        </w:rPr>
+        <w:t xml:space="preserve">Gestión del RNE de la planta nueva ante la autoridad sanitaria competente, y traslado o alta de los RNPA de los productos al nuevo establecimiento.</w:t>
+      </w:r>
+    </w:p>
+    <w:p>
+      <w:pPr>
+        <w:pStyle w:val="ListParagraph"/>
+        <w:numPr>
+          <w:ilvl w:val="0"/>
+          <w:numId w:val="2"/>
+        </w:numPr>
+        <w:spacing w:after="80" w:line="276"/>
+      </w:pPr>
+      <w:r>
+        <w:rPr>
+          <w:rFonts w:ascii="Calibri" w:cs="Calibri" w:eastAsia="Calibri" w:hAnsi="Calibri"/>
+          <w:b/>
+          <w:bCs/>
+          <w:i w:val="false"/>
+          <w:iCs w:val="false"/>
+          <w:color w:val="2B2F2C"/>
+          <w:sz w:val="21"/>
+          <w:szCs w:val="21"/>
+        </w:rPr>
+        <w:t xml:space="preserve">Sistema documental completo. </w:t>
+      </w:r>
+      <w:r>
+        <w:rPr>
+          <w:rFonts w:ascii="Calibri" w:cs="Calibri" w:eastAsia="Calibri" w:hAnsi="Calibri"/>
+          <w:b w:val="false"/>
+          <w:bCs w:val="false"/>
+          <w:i w:val="false"/>
+          <w:iCs w:val="false"/>
+          <w:color w:val="2B2F2C"/>
+          <w:sz w:val="21"/>
+          <w:szCs w:val="21"/>
+        </w:rPr>
+        <w:t xml:space="preserve">BPM, POES, trazabilidad, control de proveedores, control de agua, manejo de plagas, calibración de instrumentos y procedimiento de retiro de producto del mercado.</w:t>
+      </w:r>
+    </w:p>
+    <w:p>
+      <w:pPr>
+        <w:pStyle w:val="ListParagraph"/>
+        <w:numPr>
+          <w:ilvl w:val="0"/>
+          <w:numId w:val="2"/>
+        </w:numPr>
+        <w:spacing w:after="80" w:line="276"/>
+      </w:pPr>
+      <w:r>
+        <w:rPr>
+          <w:rFonts w:ascii="Calibri" w:cs="Calibri" w:eastAsia="Calibri" w:hAnsi="Calibri"/>
+          <w:b/>
+          <w:bCs/>
+          <w:i w:val="false"/>
+          <w:iCs w:val="false"/>
+          <w:color w:val="2B2F2C"/>
+          <w:sz w:val="21"/>
+          <w:szCs w:val="21"/>
+        </w:rPr>
+        <w:t xml:space="preserve">Plan HACCP. </w:t>
+      </w:r>
+      <w:r>
+        <w:rPr>
+          <w:rFonts w:ascii="Calibri" w:cs="Calibri" w:eastAsia="Calibri" w:hAnsi="Calibri"/>
+          <w:b w:val="false"/>
+          <w:bCs w:val="false"/>
+          <w:i w:val="false"/>
+          <w:iCs w:val="false"/>
+          <w:color w:val="2B2F2C"/>
+          <w:sz w:val="21"/>
+          <w:szCs w:val="21"/>
+        </w:rPr>
+        <w:t xml:space="preserve">Construido sobre el análisis de peligros que salió de la etapa 1 y sobre el layout de la etapa 5, no sobre un modelo genérico descargado.</w:t>
+      </w:r>
+    </w:p>
+    <w:p>
+      <w:pPr>
+        <w:pStyle w:val="ListParagraph"/>
+        <w:numPr>
+          <w:ilvl w:val="0"/>
+          <w:numId w:val="2"/>
+        </w:numPr>
+        <w:spacing w:after="80" w:line="276"/>
+      </w:pPr>
+      <w:r>
+        <w:rPr>
+          <w:rFonts w:ascii="Calibri" w:cs="Calibri" w:eastAsia="Calibri" w:hAnsi="Calibri"/>
+          <w:b/>
+          <w:bCs/>
+          <w:i w:val="false"/>
+          <w:iCs w:val="false"/>
+          <w:color w:val="2B2F2C"/>
+          <w:sz w:val="21"/>
+          <w:szCs w:val="21"/>
+        </w:rPr>
+        <w:t xml:space="preserve">Capacitación del personal. </w:t>
+      </w:r>
+      <w:r>
+        <w:rPr>
+          <w:rFonts w:ascii="Calibri" w:cs="Calibri" w:eastAsia="Calibri" w:hAnsi="Calibri"/>
+          <w:b w:val="false"/>
+          <w:bCs w:val="false"/>
+          <w:i w:val="false"/>
+          <w:iCs w:val="false"/>
+          <w:color w:val="2B2F2C"/>
+          <w:sz w:val="21"/>
+          <w:szCs w:val="21"/>
+        </w:rPr>
+        <w:t xml:space="preserve">En el arranque, que es cuando se fijan las prácticas que después duran años. Incluye la formación de quienes van a tomar las muestras y llevar los registros.</w:t>
+      </w:r>
+    </w:p>
+    <w:p>
+      <w:pPr>
+        <w:pStyle w:val="ListParagraph"/>
+        <w:numPr>
+          <w:ilvl w:val="0"/>
+          <w:numId w:val="2"/>
+        </w:numPr>
+        <w:spacing w:after="80" w:line="276"/>
+      </w:pPr>
+      <w:r>
+        <w:rPr>
+          <w:rFonts w:ascii="Calibri" w:cs="Calibri" w:eastAsia="Calibri" w:hAnsi="Calibri"/>
+          <w:b/>
+          <w:bCs/>
+          <w:i w:val="false"/>
+          <w:iCs w:val="false"/>
+          <w:color w:val="2B2F2C"/>
+          <w:sz w:val="21"/>
+          <w:szCs w:val="21"/>
+        </w:rPr>
+        <w:t xml:space="preserve">Verificación previa a la inspección. </w:t>
+      </w:r>
+      <w:r>
+        <w:rPr>
+          <w:rFonts w:ascii="Calibri" w:cs="Calibri" w:eastAsia="Calibri" w:hAnsi="Calibri"/>
+          <w:b w:val="false"/>
+          <w:bCs w:val="false"/>
+          <w:i w:val="false"/>
+          <w:iCs w:val="false"/>
+          <w:color w:val="2B2F2C"/>
+          <w:sz w:val="21"/>
+          <w:szCs w:val="21"/>
+        </w:rPr>
+        <w:t xml:space="preserve">Recorrido de la planta terminada contra la lista de lo que va a mirar el inspector, con tiempo para corregir.</w:t>
       </w:r>
     </w:p>
     <w:p>
@@ -5056,173 +5472,151 @@
           <w:sz w:val="16"/>
           <w:szCs w:val="16"/>
         </w:rPr>
-        <w:t xml:space="preserve">RÉGIMEN PERMANENTE</w:t>
-      </w:r>
-    </w:p>
-    <w:p>
-      <w:pPr>
-        <w:pStyle w:val="ListParagraph"/>
-        <w:numPr>
-          <w:ilvl w:val="0"/>
-          <w:numId w:val="2"/>
-        </w:numPr>
-        <w:spacing w:after="80" w:line="276"/>
-      </w:pPr>
-      <w:r>
-        <w:rPr>
-          <w:rFonts w:ascii="Calibri" w:cs="Calibri" w:eastAsia="Calibri" w:hAnsi="Calibri"/>
-          <w:b w:val="false"/>
-          <w:bCs w:val="false"/>
-          <w:i w:val="false"/>
-          <w:iCs w:val="false"/>
-          <w:color w:val="2B2F2C"/>
-          <w:sz w:val="21"/>
-          <w:szCs w:val="21"/>
-        </w:rPr>
-        <w:t xml:space="preserve">Visita técnica mensual al establecimiento, con minuta firmada.</w:t>
-      </w:r>
-    </w:p>
-    <w:p>
-      <w:pPr>
-        <w:pStyle w:val="ListParagraph"/>
-        <w:numPr>
-          <w:ilvl w:val="0"/>
-          <w:numId w:val="2"/>
-        </w:numPr>
-        <w:spacing w:after="80" w:line="276"/>
-      </w:pPr>
-      <w:r>
-        <w:rPr>
-          <w:rFonts w:ascii="Calibri" w:cs="Calibri" w:eastAsia="Calibri" w:hAnsi="Calibri"/>
-          <w:b w:val="false"/>
-          <w:bCs w:val="false"/>
-          <w:i w:val="false"/>
-          <w:iCs w:val="false"/>
-          <w:color w:val="2B2F2C"/>
-          <w:sz w:val="21"/>
-          <w:szCs w:val="21"/>
-        </w:rPr>
-        <w:t xml:space="preserve">Informe mensual a la dirección: hallazgos, no conformidades y avance del plan de acción.</w:t>
-      </w:r>
-    </w:p>
-    <w:p>
-      <w:pPr>
-        <w:pStyle w:val="ListParagraph"/>
-        <w:numPr>
-          <w:ilvl w:val="0"/>
-          <w:numId w:val="2"/>
-        </w:numPr>
-        <w:spacing w:after="80" w:line="276"/>
-      </w:pPr>
-      <w:r>
-        <w:rPr>
-          <w:rFonts w:ascii="Calibri" w:cs="Calibri" w:eastAsia="Calibri" w:hAnsi="Calibri"/>
-          <w:b w:val="false"/>
-          <w:bCs w:val="false"/>
-          <w:i w:val="false"/>
-          <w:iCs w:val="false"/>
-          <w:color w:val="2B2F2C"/>
-          <w:sz w:val="21"/>
-          <w:szCs w:val="21"/>
-        </w:rPr>
-        <w:t xml:space="preserve">Libro de actividades del Director Técnico, a disposición de la autoridad sanitaria.</w:t>
-      </w:r>
-    </w:p>
-    <w:p>
-      <w:pPr>
-        <w:pStyle w:val="ListParagraph"/>
-        <w:numPr>
-          <w:ilvl w:val="0"/>
-          <w:numId w:val="2"/>
-        </w:numPr>
-        <w:spacing w:after="80" w:line="276"/>
-      </w:pPr>
-      <w:r>
-        <w:rPr>
-          <w:rFonts w:ascii="Calibri" w:cs="Calibri" w:eastAsia="Calibri" w:hAnsi="Calibri"/>
-          <w:b w:val="false"/>
-          <w:bCs w:val="false"/>
-          <w:i w:val="false"/>
-          <w:iCs w:val="false"/>
-          <w:color w:val="2B2F2C"/>
-          <w:sz w:val="21"/>
-          <w:szCs w:val="21"/>
-        </w:rPr>
-        <w:t xml:space="preserve">Fichas técnicas y rótulos de productos nuevos y modificados.</w:t>
-      </w:r>
-    </w:p>
-    <w:p>
-      <w:pPr>
-        <w:pStyle w:val="ListParagraph"/>
-        <w:numPr>
-          <w:ilvl w:val="0"/>
-          <w:numId w:val="2"/>
-        </w:numPr>
-        <w:spacing w:after="80" w:line="276"/>
-      </w:pPr>
-      <w:r>
-        <w:rPr>
-          <w:rFonts w:ascii="Calibri" w:cs="Calibri" w:eastAsia="Calibri" w:hAnsi="Calibri"/>
-          <w:b w:val="false"/>
-          <w:bCs w:val="false"/>
-          <w:i w:val="false"/>
-          <w:iCs w:val="false"/>
-          <w:color w:val="2B2F2C"/>
-          <w:sz w:val="21"/>
-          <w:szCs w:val="21"/>
-        </w:rPr>
-        <w:t xml:space="preserve">Vigilancia del plan de reanálisis de vida útil, para que el respaldo no venza.</w:t>
-      </w:r>
-    </w:p>
-    <w:p>
-      <w:pPr>
-        <w:pStyle w:val="ListParagraph"/>
-        <w:numPr>
-          <w:ilvl w:val="0"/>
-          <w:numId w:val="2"/>
-        </w:numPr>
-        <w:spacing w:after="80" w:line="276"/>
-      </w:pPr>
-      <w:r>
-        <w:rPr>
-          <w:rFonts w:ascii="Calibri" w:cs="Calibri" w:eastAsia="Calibri" w:hAnsi="Calibri"/>
-          <w:b w:val="false"/>
-          <w:bCs w:val="false"/>
-          <w:i w:val="false"/>
-          <w:iCs w:val="false"/>
-          <w:color w:val="2B2F2C"/>
-          <w:sz w:val="21"/>
-          <w:szCs w:val="21"/>
-        </w:rPr>
-        <w:t xml:space="preserve">Representación técnica ante inspecciones y ante auditorías de clientes.</w:t>
-      </w:r>
-    </w:p>
-    <w:p>
-      <w:pPr>
-        <w:pStyle w:val="ListParagraph"/>
-        <w:numPr>
-          <w:ilvl w:val="0"/>
-          <w:numId w:val="2"/>
-        </w:numPr>
-        <w:spacing w:after="80" w:line="276"/>
-      </w:pPr>
-      <w:r>
-        <w:rPr>
-          <w:rFonts w:ascii="Calibri" w:cs="Calibri" w:eastAsia="Calibri" w:hAnsi="Calibri"/>
-          <w:b w:val="false"/>
-          <w:bCs w:val="false"/>
-          <w:i w:val="false"/>
-          <w:iCs w:val="false"/>
-          <w:color w:val="2B2F2C"/>
-          <w:sz w:val="21"/>
-          <w:szCs w:val="21"/>
-        </w:rPr>
-        <w:t xml:space="preserve">Consultas por teléfono, correo o videollamada durante todo el mes.</w:t>
-      </w:r>
-    </w:p>
-    <w:p>
-      <w:r>
-        <w:br w:type="page"/>
+        <w:t xml:space="preserve">ENTREGABLES</w:t>
+      </w:r>
+    </w:p>
+    <w:p>
+      <w:pPr>
+        <w:pStyle w:val="ListParagraph"/>
+        <w:numPr>
+          <w:ilvl w:val="0"/>
+          <w:numId w:val="2"/>
+        </w:numPr>
+        <w:spacing w:after="80" w:line="276"/>
+      </w:pPr>
+      <w:r>
+        <w:rPr>
+          <w:rFonts w:ascii="Calibri" w:cs="Calibri" w:eastAsia="Calibri" w:hAnsi="Calibri"/>
+          <w:b/>
+          <w:bCs/>
+          <w:i w:val="false"/>
+          <w:iCs w:val="false"/>
+          <w:color w:val="2B2F2C"/>
+          <w:sz w:val="21"/>
+          <w:szCs w:val="21"/>
+        </w:rPr>
+        <w:t xml:space="preserve">RNE de la planta nueva. </w:t>
+      </w:r>
+      <w:r>
+        <w:rPr>
+          <w:rFonts w:ascii="Calibri" w:cs="Calibri" w:eastAsia="Calibri" w:hAnsi="Calibri"/>
+          <w:b w:val="false"/>
+          <w:bCs w:val="false"/>
+          <w:i w:val="false"/>
+          <w:iCs w:val="false"/>
+          <w:color w:val="2B2F2C"/>
+          <w:sz w:val="21"/>
+          <w:szCs w:val="21"/>
+        </w:rPr>
+        <w:t xml:space="preserve">Trámite presentado y seguido hasta la obtención del certificado.</w:t>
+      </w:r>
+    </w:p>
+    <w:p>
+      <w:pPr>
+        <w:pStyle w:val="ListParagraph"/>
+        <w:numPr>
+          <w:ilvl w:val="0"/>
+          <w:numId w:val="2"/>
+        </w:numPr>
+        <w:spacing w:after="80" w:line="276"/>
+      </w:pPr>
+      <w:r>
+        <w:rPr>
+          <w:rFonts w:ascii="Calibri" w:cs="Calibri" w:eastAsia="Calibri" w:hAnsi="Calibri"/>
+          <w:b/>
+          <w:bCs/>
+          <w:i w:val="false"/>
+          <w:iCs w:val="false"/>
+          <w:color w:val="2B2F2C"/>
+          <w:sz w:val="21"/>
+          <w:szCs w:val="21"/>
+        </w:rPr>
+        <w:t xml:space="preserve">Manuales y registros. </w:t>
+      </w:r>
+      <w:r>
+        <w:rPr>
+          <w:rFonts w:ascii="Calibri" w:cs="Calibri" w:eastAsia="Calibri" w:hAnsi="Calibri"/>
+          <w:b w:val="false"/>
+          <w:bCs w:val="false"/>
+          <w:i w:val="false"/>
+          <w:iCs w:val="false"/>
+          <w:color w:val="2B2F2C"/>
+          <w:sz w:val="21"/>
+          <w:szCs w:val="21"/>
+        </w:rPr>
+        <w:t xml:space="preserve">BPM, POES, HACCP y planillas de registro, en formato editable y listos para usar.</w:t>
+      </w:r>
+    </w:p>
+    <w:p>
+      <w:pPr>
+        <w:pStyle w:val="ListParagraph"/>
+        <w:numPr>
+          <w:ilvl w:val="0"/>
+          <w:numId w:val="2"/>
+        </w:numPr>
+        <w:spacing w:after="80" w:line="276"/>
+      </w:pPr>
+      <w:r>
+        <w:rPr>
+          <w:rFonts w:ascii="Calibri" w:cs="Calibri" w:eastAsia="Calibri" w:hAnsi="Calibri"/>
+          <w:b/>
+          <w:bCs/>
+          <w:i w:val="false"/>
+          <w:iCs w:val="false"/>
+          <w:color w:val="2B2F2C"/>
+          <w:sz w:val="21"/>
+          <w:szCs w:val="21"/>
+        </w:rPr>
+        <w:t xml:space="preserve">Constancias de capacitación. </w:t>
+      </w:r>
+      <w:r>
+        <w:rPr>
+          <w:rFonts w:ascii="Calibri" w:cs="Calibri" w:eastAsia="Calibri" w:hAnsi="Calibri"/>
+          <w:b w:val="false"/>
+          <w:bCs w:val="false"/>
+          <w:i w:val="false"/>
+          <w:iCs w:val="false"/>
+          <w:color w:val="2B2F2C"/>
+          <w:sz w:val="21"/>
+          <w:szCs w:val="21"/>
+        </w:rPr>
+        <w:t xml:space="preserve">Del personal formado durante la puesta en marcha.</w:t>
+      </w:r>
+    </w:p>
+    <w:p>
+      <w:pPr>
+        <w:pStyle w:val="ListParagraph"/>
+        <w:numPr>
+          <w:ilvl w:val="0"/>
+          <w:numId w:val="2"/>
+        </w:numPr>
+        <w:spacing w:after="80" w:line="276"/>
+      </w:pPr>
+      <w:r>
+        <w:rPr>
+          <w:rFonts w:ascii="Calibri" w:cs="Calibri" w:eastAsia="Calibri" w:hAnsi="Calibri"/>
+          <w:b/>
+          <w:bCs/>
+          <w:i w:val="false"/>
+          <w:iCs w:val="false"/>
+          <w:color w:val="2B2F2C"/>
+          <w:sz w:val="21"/>
+          <w:szCs w:val="21"/>
+        </w:rPr>
+        <w:t xml:space="preserve">Informe de verificación previa. </w:t>
+      </w:r>
+      <w:r>
+        <w:rPr>
+          <w:rFonts w:ascii="Calibri" w:cs="Calibri" w:eastAsia="Calibri" w:hAnsi="Calibri"/>
+          <w:b w:val="false"/>
+          <w:bCs w:val="false"/>
+          <w:i w:val="false"/>
+          <w:iCs w:val="false"/>
+          <w:color w:val="2B2F2C"/>
+          <w:sz w:val="21"/>
+          <w:szCs w:val="21"/>
+        </w:rPr>
+        <w:t xml:space="preserve">Estado de la planta frente a los requisitos de habilitación, con los puntos a corregir antes de la inspección.</w:t>
       </w:r>
     </w:p>
     <w:p>
@@ -5239,223 +5633,239 @@
           <w:sz w:val="34"/>
           <w:szCs w:val="34"/>
         </w:rPr>
-        <w:t xml:space="preserve">Cómo nos vamos a manejar</w:t>
-      </w:r>
-    </w:p>
-    <w:p>
-      <w:pPr>
-        <w:pStyle w:val="ListParagraph"/>
-        <w:numPr>
-          <w:ilvl w:val="0"/>
-          <w:numId w:val="2"/>
-        </w:numPr>
-        <w:spacing w:after="80" w:line="276"/>
-      </w:pPr>
-      <w:r>
-        <w:rPr>
-          <w:rFonts w:ascii="Calibri" w:cs="Calibri" w:eastAsia="Calibri" w:hAnsi="Calibri"/>
-          <w:b/>
-          <w:bCs/>
-          <w:i w:val="false"/>
-          <w:iCs w:val="false"/>
-          <w:color w:val="2B2F2C"/>
-          <w:sz w:val="21"/>
-          <w:szCs w:val="21"/>
-        </w:rPr>
-        <w:t xml:space="preserve">Un interlocutor por lado. </w:t>
-      </w:r>
-      <w:r>
-        <w:rPr>
-          <w:rFonts w:ascii="Calibri" w:cs="Calibri" w:eastAsia="Calibri" w:hAnsi="Calibri"/>
-          <w:b w:val="false"/>
-          <w:bCs w:val="false"/>
-          <w:i w:val="false"/>
-          <w:iCs w:val="false"/>
-          <w:color w:val="2B2F2C"/>
-          <w:sz w:val="21"/>
-          <w:szCs w:val="21"/>
-        </w:rPr>
-        <w:t xml:space="preserve">Diego coordina del lado de la empresa y concentra las decisiones; nosotros trabajamos contra una sola persona de producción para el día a día.</w:t>
-      </w:r>
-    </w:p>
-    <w:p>
-      <w:pPr>
-        <w:pStyle w:val="ListParagraph"/>
-        <w:numPr>
-          <w:ilvl w:val="0"/>
-          <w:numId w:val="2"/>
-        </w:numPr>
-        <w:spacing w:after="80" w:line="276"/>
-      </w:pPr>
-      <w:r>
-        <w:rPr>
-          <w:rFonts w:ascii="Calibri" w:cs="Calibri" w:eastAsia="Calibri" w:hAnsi="Calibri"/>
-          <w:b/>
-          <w:bCs/>
-          <w:i w:val="false"/>
-          <w:iCs w:val="false"/>
-          <w:color w:val="2B2F2C"/>
-          <w:sz w:val="21"/>
-          <w:szCs w:val="21"/>
-        </w:rPr>
-        <w:t xml:space="preserve">Reunión de arranque </w:t>
-      </w:r>
-      <w:r>
-        <w:rPr>
-          <w:rFonts w:ascii="Calibri" w:cs="Calibri" w:eastAsia="Calibri" w:hAnsi="Calibri"/>
-          <w:b w:val="false"/>
-          <w:bCs w:val="false"/>
-          <w:i w:val="false"/>
-          <w:iCs w:val="false"/>
-          <w:color w:val="2B2F2C"/>
-          <w:sz w:val="21"/>
-          <w:szCs w:val="21"/>
-        </w:rPr>
-        <w:t xml:space="preserve">con la dirección para acordar prioridades comerciales: qué productos importan más y qué canales se quieren abrir. Eso ordena todo el resto.</w:t>
-      </w:r>
-    </w:p>
-    <w:p>
-      <w:pPr>
-        <w:pStyle w:val="ListParagraph"/>
-        <w:numPr>
-          <w:ilvl w:val="0"/>
-          <w:numId w:val="2"/>
-        </w:numPr>
-        <w:spacing w:after="80" w:line="276"/>
-      </w:pPr>
-      <w:r>
-        <w:rPr>
-          <w:rFonts w:ascii="Calibri" w:cs="Calibri" w:eastAsia="Calibri" w:hAnsi="Calibri"/>
-          <w:b/>
-          <w:bCs/>
-          <w:i w:val="false"/>
-          <w:iCs w:val="false"/>
-          <w:color w:val="2B2F2C"/>
-          <w:sz w:val="21"/>
-          <w:szCs w:val="21"/>
-        </w:rPr>
-        <w:t xml:space="preserve">Informe al cierre de cada etapa, </w:t>
-      </w:r>
-      <w:r>
-        <w:rPr>
-          <w:rFonts w:ascii="Calibri" w:cs="Calibri" w:eastAsia="Calibri" w:hAnsi="Calibri"/>
-          <w:b w:val="false"/>
-          <w:bCs w:val="false"/>
-          <w:i w:val="false"/>
-          <w:iCs w:val="false"/>
-          <w:color w:val="2B2F2C"/>
-          <w:sz w:val="21"/>
-          <w:szCs w:val="21"/>
-        </w:rPr>
-        <w:t xml:space="preserve">con decisiones tomadas, decisiones pendientes y lo que se necesita de la empresa para avanzar.</w:t>
-      </w:r>
-    </w:p>
-    <w:p>
-      <w:pPr>
-        <w:pStyle w:val="ListParagraph"/>
-        <w:numPr>
-          <w:ilvl w:val="0"/>
-          <w:numId w:val="2"/>
-        </w:numPr>
-        <w:spacing w:after="80" w:line="276"/>
-      </w:pPr>
-      <w:r>
-        <w:rPr>
-          <w:rFonts w:ascii="Calibri" w:cs="Calibri" w:eastAsia="Calibri" w:hAnsi="Calibri"/>
-          <w:b/>
-          <w:bCs/>
-          <w:i w:val="false"/>
-          <w:iCs w:val="false"/>
-          <w:color w:val="2B2F2C"/>
-          <w:sz w:val="21"/>
-          <w:szCs w:val="21"/>
-        </w:rPr>
-        <w:t xml:space="preserve">Reunión quincenal </w:t>
-      </w:r>
-      <w:r>
-        <w:rPr>
-          <w:rFonts w:ascii="Calibri" w:cs="Calibri" w:eastAsia="Calibri" w:hAnsi="Calibri"/>
-          <w:b w:val="false"/>
-          <w:bCs w:val="false"/>
-          <w:i w:val="false"/>
-          <w:iCs w:val="false"/>
-          <w:color w:val="2B2F2C"/>
-          <w:sz w:val="21"/>
-          <w:szCs w:val="21"/>
-        </w:rPr>
-        <w:t xml:space="preserve">de seguimiento de treinta minutos durante las etapas activas, presencial o remota.</w:t>
-      </w:r>
-    </w:p>
-    <w:p>
-      <w:pPr>
-        <w:pStyle w:val="ListParagraph"/>
-        <w:numPr>
-          <w:ilvl w:val="0"/>
-          <w:numId w:val="2"/>
-        </w:numPr>
-        <w:spacing w:after="80" w:line="276"/>
-      </w:pPr>
-      <w:r>
-        <w:rPr>
-          <w:rFonts w:ascii="Calibri" w:cs="Calibri" w:eastAsia="Calibri" w:hAnsi="Calibri"/>
-          <w:b/>
-          <w:bCs/>
-          <w:i w:val="false"/>
-          <w:iCs w:val="false"/>
-          <w:color w:val="2B2F2C"/>
-          <w:sz w:val="21"/>
-          <w:szCs w:val="21"/>
-        </w:rPr>
-        <w:t xml:space="preserve">Presencia en planta </w:t>
-      </w:r>
-      <w:r>
-        <w:rPr>
-          <w:rFonts w:ascii="Calibri" w:cs="Calibri" w:eastAsia="Calibri" w:hAnsi="Calibri"/>
-          <w:b w:val="false"/>
-          <w:bCs w:val="false"/>
-          <w:i w:val="false"/>
-          <w:iCs w:val="false"/>
-          <w:color w:val="2B2F2C"/>
-          <w:sz w:val="21"/>
-          <w:szCs w:val="21"/>
-        </w:rPr>
-        <w:t xml:space="preserve">donde el trabajo lo exige: relevamiento, capacitación de muestreo, pruebas piloto y revisiones de obra.</w:t>
-      </w:r>
-    </w:p>
-    <w:p>
-      <w:pPr>
-        <w:pStyle w:val="ListParagraph"/>
-        <w:numPr>
-          <w:ilvl w:val="0"/>
-          <w:numId w:val="2"/>
-        </w:numPr>
-        <w:spacing w:after="80" w:line="276"/>
-      </w:pPr>
-      <w:r>
-        <w:rPr>
-          <w:rFonts w:ascii="Calibri" w:cs="Calibri" w:eastAsia="Calibri" w:hAnsi="Calibri"/>
-          <w:b/>
-          <w:bCs/>
-          <w:i w:val="false"/>
-          <w:iCs w:val="false"/>
-          <w:color w:val="2B2F2C"/>
-          <w:sz w:val="21"/>
-          <w:szCs w:val="21"/>
-        </w:rPr>
-        <w:t xml:space="preserve">Todo queda documentado. </w:t>
-      </w:r>
-      <w:r>
-        <w:rPr>
-          <w:rFonts w:ascii="Calibri" w:cs="Calibri" w:eastAsia="Calibri" w:hAnsi="Calibri"/>
-          <w:b w:val="false"/>
-          <w:bCs w:val="false"/>
-          <w:i w:val="false"/>
-          <w:iCs w:val="false"/>
-          <w:color w:val="2B2F2C"/>
-          <w:sz w:val="21"/>
-          <w:szCs w:val="21"/>
-        </w:rPr>
-        <w:t xml:space="preserve">Cada entregable se firma y se entrega en formato editable, para que quede como activo de la empresa y no dependa de nosotros.</w:t>
+        <w:t xml:space="preserve">Etapa 7 · Dirección Técnica de la planta</w:t>
+      </w:r>
+    </w:p>
+    <w:p>
+      <w:pPr>
+        <w:spacing w:after="140"/>
+      </w:pPr>
+      <w:r>
+        <w:rPr>
+          <w:rFonts w:ascii="Calibri" w:cs="Calibri" w:eastAsia="Calibri" w:hAnsi="Calibri"/>
+          <w:b/>
+          <w:bCs/>
+          <w:color w:val="5C6B63"/>
+          <w:spacing w:val="24"/>
+          <w:sz w:val="15"/>
+          <w:szCs w:val="15"/>
+        </w:rPr>
+        <w:t xml:space="preserve">DESDE EL MES 9, CON CONTINUIDAD MENSUAL</w:t>
+      </w:r>
+    </w:p>
+    <w:p>
+      <w:pPr>
+        <w:pBdr>
+          <w:left w:val="single" w:color="209D5C" w:sz="12" w:space="10"/>
+        </w:pBdr>
+        <w:spacing w:after="200" w:before="60" w:line="276"/>
+        <w:ind w:left="170"/>
+      </w:pPr>
+      <w:r>
+        <w:rPr>
+          <w:rFonts w:ascii="Calibri" w:cs="Calibri" w:eastAsia="Calibri" w:hAnsi="Calibri"/>
+          <w:color w:val="5C6B63"/>
+          <w:sz w:val="21"/>
+          <w:szCs w:val="21"/>
+        </w:rPr>
+        <w:t xml:space="preserve">Objetivo: sostener en el tiempo todo lo construido en las etapas anteriores.</w:t>
+      </w:r>
+    </w:p>
+    <w:p>
+      <w:pPr>
+        <w:spacing w:after="160" w:line="276"/>
+      </w:pPr>
+      <w:r>
+        <w:rPr>
+          <w:rFonts w:ascii="Calibri" w:cs="Calibri" w:eastAsia="Calibri" w:hAnsi="Calibri"/>
+          <w:color w:val="2B2F2C"/>
+          <w:sz w:val="21"/>
+          <w:szCs w:val="21"/>
+        </w:rPr>
+        <w:t xml:space="preserve">La Dirección Técnica es una función personal y matriculada, ejercida en los términos del artículo 17 de la Resolución Conjunta SGS y SAGyP N.º 6/2025. La asumiría Lucía Osinalde, Ingeniera en Alimentos matriculada, como profesional responsable ante la autoridad sanitaria.</w:t>
+      </w:r>
+    </w:p>
+    <w:p>
+      <w:pPr>
+        <w:spacing w:after="80" w:before="260"/>
+      </w:pPr>
+      <w:r>
+        <w:rPr>
+          <w:rFonts w:ascii="Calibri" w:cs="Calibri" w:eastAsia="Calibri" w:hAnsi="Calibri"/>
+          <w:b/>
+          <w:bCs/>
+          <w:color w:val="0D5230"/>
+          <w:spacing w:val="30"/>
+          <w:sz w:val="16"/>
+          <w:szCs w:val="16"/>
+        </w:rPr>
+        <w:t xml:space="preserve">RÉGIMEN PERMANENTE</w:t>
+      </w:r>
+    </w:p>
+    <w:p>
+      <w:pPr>
+        <w:pStyle w:val="ListParagraph"/>
+        <w:numPr>
+          <w:ilvl w:val="0"/>
+          <w:numId w:val="2"/>
+        </w:numPr>
+        <w:spacing w:after="80" w:line="276"/>
+      </w:pPr>
+      <w:r>
+        <w:rPr>
+          <w:rFonts w:ascii="Calibri" w:cs="Calibri" w:eastAsia="Calibri" w:hAnsi="Calibri"/>
+          <w:b w:val="false"/>
+          <w:bCs w:val="false"/>
+          <w:i w:val="false"/>
+          <w:iCs w:val="false"/>
+          <w:color w:val="2B2F2C"/>
+          <w:sz w:val="21"/>
+          <w:szCs w:val="21"/>
+        </w:rPr>
+        <w:t xml:space="preserve">Visita técnica mensual al establecimiento, con minuta firmada.</w:t>
+      </w:r>
+    </w:p>
+    <w:p>
+      <w:pPr>
+        <w:pStyle w:val="ListParagraph"/>
+        <w:numPr>
+          <w:ilvl w:val="0"/>
+          <w:numId w:val="2"/>
+        </w:numPr>
+        <w:spacing w:after="80" w:line="276"/>
+      </w:pPr>
+      <w:r>
+        <w:rPr>
+          <w:rFonts w:ascii="Calibri" w:cs="Calibri" w:eastAsia="Calibri" w:hAnsi="Calibri"/>
+          <w:b w:val="false"/>
+          <w:bCs w:val="false"/>
+          <w:i w:val="false"/>
+          <w:iCs w:val="false"/>
+          <w:color w:val="2B2F2C"/>
+          <w:sz w:val="21"/>
+          <w:szCs w:val="21"/>
+        </w:rPr>
+        <w:t xml:space="preserve">Informe mensual a la dirección: hallazgos, no conformidades y avance del plan de acción.</w:t>
+      </w:r>
+    </w:p>
+    <w:p>
+      <w:pPr>
+        <w:pStyle w:val="ListParagraph"/>
+        <w:numPr>
+          <w:ilvl w:val="0"/>
+          <w:numId w:val="2"/>
+        </w:numPr>
+        <w:spacing w:after="80" w:line="276"/>
+      </w:pPr>
+      <w:r>
+        <w:rPr>
+          <w:rFonts w:ascii="Calibri" w:cs="Calibri" w:eastAsia="Calibri" w:hAnsi="Calibri"/>
+          <w:b w:val="false"/>
+          <w:bCs w:val="false"/>
+          <w:i w:val="false"/>
+          <w:iCs w:val="false"/>
+          <w:color w:val="2B2F2C"/>
+          <w:sz w:val="21"/>
+          <w:szCs w:val="21"/>
+        </w:rPr>
+        <w:t xml:space="preserve">Libro de actividades del Director Técnico, a disposición de la autoridad sanitaria.</w:t>
+      </w:r>
+    </w:p>
+    <w:p>
+      <w:pPr>
+        <w:pStyle w:val="ListParagraph"/>
+        <w:numPr>
+          <w:ilvl w:val="0"/>
+          <w:numId w:val="2"/>
+        </w:numPr>
+        <w:spacing w:after="80" w:line="276"/>
+      </w:pPr>
+      <w:r>
+        <w:rPr>
+          <w:rFonts w:ascii="Calibri" w:cs="Calibri" w:eastAsia="Calibri" w:hAnsi="Calibri"/>
+          <w:b w:val="false"/>
+          <w:bCs w:val="false"/>
+          <w:i w:val="false"/>
+          <w:iCs w:val="false"/>
+          <w:color w:val="2B2F2C"/>
+          <w:sz w:val="21"/>
+          <w:szCs w:val="21"/>
+        </w:rPr>
+        <w:t xml:space="preserve">Fichas técnicas y rótulos de productos nuevos y modificados.</w:t>
+      </w:r>
+    </w:p>
+    <w:p>
+      <w:pPr>
+        <w:pStyle w:val="ListParagraph"/>
+        <w:numPr>
+          <w:ilvl w:val="0"/>
+          <w:numId w:val="2"/>
+        </w:numPr>
+        <w:spacing w:after="80" w:line="276"/>
+      </w:pPr>
+      <w:r>
+        <w:rPr>
+          <w:rFonts w:ascii="Calibri" w:cs="Calibri" w:eastAsia="Calibri" w:hAnsi="Calibri"/>
+          <w:b w:val="false"/>
+          <w:bCs w:val="false"/>
+          <w:i w:val="false"/>
+          <w:iCs w:val="false"/>
+          <w:color w:val="2B2F2C"/>
+          <w:sz w:val="21"/>
+          <w:szCs w:val="21"/>
+        </w:rPr>
+        <w:t xml:space="preserve">Vigilancia del plan de reanálisis de vida útil, para que el respaldo no venza.</w:t>
+      </w:r>
+    </w:p>
+    <w:p>
+      <w:pPr>
+        <w:pStyle w:val="ListParagraph"/>
+        <w:numPr>
+          <w:ilvl w:val="0"/>
+          <w:numId w:val="2"/>
+        </w:numPr>
+        <w:spacing w:after="80" w:line="276"/>
+      </w:pPr>
+      <w:r>
+        <w:rPr>
+          <w:rFonts w:ascii="Calibri" w:cs="Calibri" w:eastAsia="Calibri" w:hAnsi="Calibri"/>
+          <w:b w:val="false"/>
+          <w:bCs w:val="false"/>
+          <w:i w:val="false"/>
+          <w:iCs w:val="false"/>
+          <w:color w:val="2B2F2C"/>
+          <w:sz w:val="21"/>
+          <w:szCs w:val="21"/>
+        </w:rPr>
+        <w:t xml:space="preserve">Representación técnica ante inspecciones y ante auditorías de clientes.</w:t>
+      </w:r>
+    </w:p>
+    <w:p>
+      <w:pPr>
+        <w:pStyle w:val="ListParagraph"/>
+        <w:numPr>
+          <w:ilvl w:val="0"/>
+          <w:numId w:val="2"/>
+        </w:numPr>
+        <w:spacing w:after="80" w:line="276"/>
+      </w:pPr>
+      <w:r>
+        <w:rPr>
+          <w:rFonts w:ascii="Calibri" w:cs="Calibri" w:eastAsia="Calibri" w:hAnsi="Calibri"/>
+          <w:b w:val="false"/>
+          <w:bCs w:val="false"/>
+          <w:i w:val="false"/>
+          <w:iCs w:val="false"/>
+          <w:color w:val="2B2F2C"/>
+          <w:sz w:val="21"/>
+          <w:szCs w:val="21"/>
+        </w:rPr>
+        <w:t xml:space="preserve">Consultas por teléfono, correo o videollamada durante todo el mes.</w:t>
+      </w:r>
+    </w:p>
+    <w:p>
+      <w:r>
+        <w:br w:type="page"/>
       </w:r>
     </w:p>
     <w:p>
@@ -5472,6 +5882,239 @@
           <w:sz w:val="34"/>
           <w:szCs w:val="34"/>
         </w:rPr>
+        <w:t xml:space="preserve">Cómo nos vamos a manejar</w:t>
+      </w:r>
+    </w:p>
+    <w:p>
+      <w:pPr>
+        <w:pStyle w:val="ListParagraph"/>
+        <w:numPr>
+          <w:ilvl w:val="0"/>
+          <w:numId w:val="2"/>
+        </w:numPr>
+        <w:spacing w:after="80" w:line="276"/>
+      </w:pPr>
+      <w:r>
+        <w:rPr>
+          <w:rFonts w:ascii="Calibri" w:cs="Calibri" w:eastAsia="Calibri" w:hAnsi="Calibri"/>
+          <w:b/>
+          <w:bCs/>
+          <w:i w:val="false"/>
+          <w:iCs w:val="false"/>
+          <w:color w:val="2B2F2C"/>
+          <w:sz w:val="21"/>
+          <w:szCs w:val="21"/>
+        </w:rPr>
+        <w:t xml:space="preserve">Un interlocutor por lado. </w:t>
+      </w:r>
+      <w:r>
+        <w:rPr>
+          <w:rFonts w:ascii="Calibri" w:cs="Calibri" w:eastAsia="Calibri" w:hAnsi="Calibri"/>
+          <w:b w:val="false"/>
+          <w:bCs w:val="false"/>
+          <w:i w:val="false"/>
+          <w:iCs w:val="false"/>
+          <w:color w:val="2B2F2C"/>
+          <w:sz w:val="21"/>
+          <w:szCs w:val="21"/>
+        </w:rPr>
+        <w:t xml:space="preserve">Diego coordina del lado de la empresa y concentra las decisiones; nosotros trabajamos contra una sola persona de producción para el día a día.</w:t>
+      </w:r>
+    </w:p>
+    <w:p>
+      <w:pPr>
+        <w:pStyle w:val="ListParagraph"/>
+        <w:numPr>
+          <w:ilvl w:val="0"/>
+          <w:numId w:val="2"/>
+        </w:numPr>
+        <w:spacing w:after="80" w:line="276"/>
+      </w:pPr>
+      <w:r>
+        <w:rPr>
+          <w:rFonts w:ascii="Calibri" w:cs="Calibri" w:eastAsia="Calibri" w:hAnsi="Calibri"/>
+          <w:b/>
+          <w:bCs/>
+          <w:i w:val="false"/>
+          <w:iCs w:val="false"/>
+          <w:color w:val="2B2F2C"/>
+          <w:sz w:val="21"/>
+          <w:szCs w:val="21"/>
+        </w:rPr>
+        <w:t xml:space="preserve">Reunión de arranque </w:t>
+      </w:r>
+      <w:r>
+        <w:rPr>
+          <w:rFonts w:ascii="Calibri" w:cs="Calibri" w:eastAsia="Calibri" w:hAnsi="Calibri"/>
+          <w:b w:val="false"/>
+          <w:bCs w:val="false"/>
+          <w:i w:val="false"/>
+          <w:iCs w:val="false"/>
+          <w:color w:val="2B2F2C"/>
+          <w:sz w:val="21"/>
+          <w:szCs w:val="21"/>
+        </w:rPr>
+        <w:t xml:space="preserve">con la dirección para acordar prioridades comerciales: qué productos importan más y qué canales se quieren abrir. Eso ordena todo el resto.</w:t>
+      </w:r>
+    </w:p>
+    <w:p>
+      <w:pPr>
+        <w:pStyle w:val="ListParagraph"/>
+        <w:numPr>
+          <w:ilvl w:val="0"/>
+          <w:numId w:val="2"/>
+        </w:numPr>
+        <w:spacing w:after="80" w:line="276"/>
+      </w:pPr>
+      <w:r>
+        <w:rPr>
+          <w:rFonts w:ascii="Calibri" w:cs="Calibri" w:eastAsia="Calibri" w:hAnsi="Calibri"/>
+          <w:b/>
+          <w:bCs/>
+          <w:i w:val="false"/>
+          <w:iCs w:val="false"/>
+          <w:color w:val="2B2F2C"/>
+          <w:sz w:val="21"/>
+          <w:szCs w:val="21"/>
+        </w:rPr>
+        <w:t xml:space="preserve">Informe al cierre de cada etapa, </w:t>
+      </w:r>
+      <w:r>
+        <w:rPr>
+          <w:rFonts w:ascii="Calibri" w:cs="Calibri" w:eastAsia="Calibri" w:hAnsi="Calibri"/>
+          <w:b w:val="false"/>
+          <w:bCs w:val="false"/>
+          <w:i w:val="false"/>
+          <w:iCs w:val="false"/>
+          <w:color w:val="2B2F2C"/>
+          <w:sz w:val="21"/>
+          <w:szCs w:val="21"/>
+        </w:rPr>
+        <w:t xml:space="preserve">con decisiones tomadas, decisiones pendientes y lo que se necesita de la empresa para avanzar.</w:t>
+      </w:r>
+    </w:p>
+    <w:p>
+      <w:pPr>
+        <w:pStyle w:val="ListParagraph"/>
+        <w:numPr>
+          <w:ilvl w:val="0"/>
+          <w:numId w:val="2"/>
+        </w:numPr>
+        <w:spacing w:after="80" w:line="276"/>
+      </w:pPr>
+      <w:r>
+        <w:rPr>
+          <w:rFonts w:ascii="Calibri" w:cs="Calibri" w:eastAsia="Calibri" w:hAnsi="Calibri"/>
+          <w:b/>
+          <w:bCs/>
+          <w:i w:val="false"/>
+          <w:iCs w:val="false"/>
+          <w:color w:val="2B2F2C"/>
+          <w:sz w:val="21"/>
+          <w:szCs w:val="21"/>
+        </w:rPr>
+        <w:t xml:space="preserve">Reunión quincenal </w:t>
+      </w:r>
+      <w:r>
+        <w:rPr>
+          <w:rFonts w:ascii="Calibri" w:cs="Calibri" w:eastAsia="Calibri" w:hAnsi="Calibri"/>
+          <w:b w:val="false"/>
+          <w:bCs w:val="false"/>
+          <w:i w:val="false"/>
+          <w:iCs w:val="false"/>
+          <w:color w:val="2B2F2C"/>
+          <w:sz w:val="21"/>
+          <w:szCs w:val="21"/>
+        </w:rPr>
+        <w:t xml:space="preserve">de seguimiento de treinta minutos durante las etapas activas, presencial o remota.</w:t>
+      </w:r>
+    </w:p>
+    <w:p>
+      <w:pPr>
+        <w:pStyle w:val="ListParagraph"/>
+        <w:numPr>
+          <w:ilvl w:val="0"/>
+          <w:numId w:val="2"/>
+        </w:numPr>
+        <w:spacing w:after="80" w:line="276"/>
+      </w:pPr>
+      <w:r>
+        <w:rPr>
+          <w:rFonts w:ascii="Calibri" w:cs="Calibri" w:eastAsia="Calibri" w:hAnsi="Calibri"/>
+          <w:b/>
+          <w:bCs/>
+          <w:i w:val="false"/>
+          <w:iCs w:val="false"/>
+          <w:color w:val="2B2F2C"/>
+          <w:sz w:val="21"/>
+          <w:szCs w:val="21"/>
+        </w:rPr>
+        <w:t xml:space="preserve">Presencia en planta </w:t>
+      </w:r>
+      <w:r>
+        <w:rPr>
+          <w:rFonts w:ascii="Calibri" w:cs="Calibri" w:eastAsia="Calibri" w:hAnsi="Calibri"/>
+          <w:b w:val="false"/>
+          <w:bCs w:val="false"/>
+          <w:i w:val="false"/>
+          <w:iCs w:val="false"/>
+          <w:color w:val="2B2F2C"/>
+          <w:sz w:val="21"/>
+          <w:szCs w:val="21"/>
+        </w:rPr>
+        <w:t xml:space="preserve">donde el trabajo lo exige: relevamiento, capacitación de muestreo, pruebas piloto y revisiones de obra.</w:t>
+      </w:r>
+    </w:p>
+    <w:p>
+      <w:pPr>
+        <w:pStyle w:val="ListParagraph"/>
+        <w:numPr>
+          <w:ilvl w:val="0"/>
+          <w:numId w:val="2"/>
+        </w:numPr>
+        <w:spacing w:after="80" w:line="276"/>
+      </w:pPr>
+      <w:r>
+        <w:rPr>
+          <w:rFonts w:ascii="Calibri" w:cs="Calibri" w:eastAsia="Calibri" w:hAnsi="Calibri"/>
+          <w:b/>
+          <w:bCs/>
+          <w:i w:val="false"/>
+          <w:iCs w:val="false"/>
+          <w:color w:val="2B2F2C"/>
+          <w:sz w:val="21"/>
+          <w:szCs w:val="21"/>
+        </w:rPr>
+        <w:t xml:space="preserve">Todo queda documentado. </w:t>
+      </w:r>
+      <w:r>
+        <w:rPr>
+          <w:rFonts w:ascii="Calibri" w:cs="Calibri" w:eastAsia="Calibri" w:hAnsi="Calibri"/>
+          <w:b w:val="false"/>
+          <w:bCs w:val="false"/>
+          <w:i w:val="false"/>
+          <w:iCs w:val="false"/>
+          <w:color w:val="2B2F2C"/>
+          <w:sz w:val="21"/>
+          <w:szCs w:val="21"/>
+        </w:rPr>
+        <w:t xml:space="preserve">Cada entregable se firma y se entrega en formato editable, para que quede como activo de la empresa y no dependa de nosotros.</w:t>
+      </w:r>
+    </w:p>
+    <w:p>
+      <w:pPr>
+        <w:pStyle w:val="Heading1"/>
+        <w:spacing w:after="180" w:before="400"/>
+      </w:pPr>
+      <w:r>
+        <w:rPr>
+          <w:rFonts w:ascii="Georgia" w:cs="Georgia" w:eastAsia="Georgia" w:hAnsi="Georgia"/>
+          <w:b/>
+          <w:bCs/>
+          <w:color w:val="0D5230"/>
+          <w:sz w:val="34"/>
+          <w:szCs w:val="34"/>
+        </w:rPr>
         <w:t xml:space="preserve">Qué necesitamos y qué no está incluido</w:t>
       </w:r>
     </w:p>
@@ -5787,25 +6430,804 @@
     </w:p>
     <w:p>
       <w:pPr>
-        <w:pBdr>
-          <w:left w:val="single" w:color="209D5C" w:sz="18" w:space="8"/>
-        </w:pBdr>
-        <w:shd w:fill="E8F5EE" w:color="auto" w:val="clear"/>
-        <w:spacing w:after="200" w:before="160" w:line="276"/>
-        <w:ind w:left="170" w:right="170"/>
-      </w:pPr>
-      <w:r>
-        <w:rPr>
-          <w:rFonts w:ascii="Calibri" w:cs="Calibri" w:eastAsia="Calibri" w:hAnsi="Calibri"/>
-          <w:b w:val="false"/>
-          <w:bCs w:val="false"/>
-          <w:i w:val="false"/>
-          <w:iCs w:val="false"/>
-          <w:color w:val="2B2F2C"/>
-          <w:sz w:val="21"/>
-          <w:szCs w:val="21"/>
-        </w:rPr>
-        <w:t xml:space="preserve">Los honorarios profesionales se presentan por separado, en una propuesta económica que acompaña a este documento. El proyecto puede tomarse completo o por etapas: cada una cierra con entregables propios y tiene valor por sí misma.</w:t>
+        <w:pStyle w:val="Heading1"/>
+        <w:spacing w:after="180" w:before="400"/>
+      </w:pPr>
+      <w:r>
+        <w:rPr>
+          <w:rFonts w:ascii="Georgia" w:cs="Georgia" w:eastAsia="Georgia" w:hAnsi="Georgia"/>
+          <w:b/>
+          <w:bCs/>
+          <w:color w:val="0D5230"/>
+          <w:sz w:val="34"/>
+          <w:szCs w:val="34"/>
+        </w:rPr>
+        <w:t xml:space="preserve">Inversión</w:t>
+      </w:r>
+    </w:p>
+    <w:p>
+      <w:pPr>
+        <w:spacing w:after="160" w:line="276"/>
+      </w:pPr>
+      <w:r>
+        <w:rPr>
+          <w:rFonts w:ascii="Calibri" w:cs="Calibri" w:eastAsia="Calibri" w:hAnsi="Calibri"/>
+          <w:color w:val="2B2F2C"/>
+          <w:sz w:val="21"/>
+          <w:szCs w:val="21"/>
+        </w:rPr>
+        <w:t xml:space="preserve">Los honorarios se facturan como un abono mensual, que acompaña la intensidad de trabajo de cada tramo del proyecto. No hay anticipo ni pago inicial: se factura mes a mes, contra el trabajo del período.</w:t>
+      </w:r>
+    </w:p>
+    <w:p>
+      <w:pPr>
+        <w:spacing w:after="60"/>
+      </w:pPr>
+    </w:p>
+    <w:tbl>
+      <w:tblPr>
+        <w:tblW w:type="dxa" w:w="9638"/>
+        <w:tblBorders>
+          <w:top w:val="single" w:color="209D5C" w:sz="12"/>
+          <w:left w:val="none" w:color="auto" w:sz="0"/>
+          <w:bottom w:val="single" w:color="C9DBD1" w:sz="4"/>
+          <w:right w:val="none" w:color="auto" w:sz="0"/>
+          <w:insideH w:val="single" w:color="C9DBD1" w:sz="4"/>
+          <w:insideV w:val="none" w:color="auto" w:sz="0"/>
+        </w:tblBorders>
+      </w:tblPr>
+      <w:tblGrid>
+        <w:gridCol w:w="1700"/>
+        <w:gridCol w:w="3900"/>
+        <w:gridCol w:w="1900"/>
+        <w:gridCol w:w="2138"/>
+      </w:tblGrid>
+      <w:tr>
+        <w:trPr>
+          <w:tblHeader/>
+        </w:trPr>
+        <w:tc>
+          <w:tcPr>
+            <w:tcW w:type="dxa" w:w="1700"/>
+            <w:shd w:fill="E8F5EE" w:color="auto" w:val="clear"/>
+            <w:tcMar>
+              <w:top w:type="dxa" w:w="90"/>
+              <w:left w:type="dxa" w:w="120"/>
+              <w:bottom w:type="dxa" w:w="90"/>
+              <w:right w:type="dxa" w:w="120"/>
+            </w:tcMar>
+          </w:tcPr>
+          <w:p>
+            <w:pPr>
+              <w:spacing w:after="0" w:line="260"/>
+            </w:pPr>
+            <w:r>
+              <w:rPr>
+                <w:rFonts w:ascii="Calibri" w:cs="Calibri" w:eastAsia="Calibri" w:hAnsi="Calibri"/>
+                <w:b/>
+                <w:bCs/>
+                <w:color w:val="0D5230"/>
+                <w:sz w:val="17"/>
+                <w:szCs w:val="17"/>
+              </w:rPr>
+              <w:t xml:space="preserve">Tramo</w:t>
+            </w:r>
+          </w:p>
+        </w:tc>
+        <w:tc>
+          <w:tcPr>
+            <w:tcW w:type="dxa" w:w="3900"/>
+            <w:shd w:fill="E8F5EE" w:color="auto" w:val="clear"/>
+            <w:tcMar>
+              <w:top w:type="dxa" w:w="90"/>
+              <w:left w:type="dxa" w:w="120"/>
+              <w:bottom w:type="dxa" w:w="90"/>
+              <w:right w:type="dxa" w:w="120"/>
+            </w:tcMar>
+          </w:tcPr>
+          <w:p>
+            <w:pPr>
+              <w:spacing w:after="0" w:line="260"/>
+            </w:pPr>
+            <w:r>
+              <w:rPr>
+                <w:rFonts w:ascii="Calibri" w:cs="Calibri" w:eastAsia="Calibri" w:hAnsi="Calibri"/>
+                <w:b/>
+                <w:bCs/>
+                <w:color w:val="0D5230"/>
+                <w:sz w:val="17"/>
+                <w:szCs w:val="17"/>
+              </w:rPr>
+              <w:t xml:space="preserve">Qué comprende</w:t>
+            </w:r>
+          </w:p>
+        </w:tc>
+        <w:tc>
+          <w:tcPr>
+            <w:tcW w:type="dxa" w:w="1900"/>
+            <w:shd w:fill="E8F5EE" w:color="auto" w:val="clear"/>
+            <w:tcMar>
+              <w:top w:type="dxa" w:w="90"/>
+              <w:left w:type="dxa" w:w="120"/>
+              <w:bottom w:type="dxa" w:w="90"/>
+              <w:right w:type="dxa" w:w="120"/>
+            </w:tcMar>
+          </w:tcPr>
+          <w:p>
+            <w:pPr>
+              <w:spacing w:after="0" w:line="260"/>
+              <w:jc w:val="right"/>
+            </w:pPr>
+            <w:r>
+              <w:rPr>
+                <w:rFonts w:ascii="Calibri" w:cs="Calibri" w:eastAsia="Calibri" w:hAnsi="Calibri"/>
+                <w:b/>
+                <w:bCs/>
+                <w:color w:val="0D5230"/>
+                <w:sz w:val="17"/>
+                <w:szCs w:val="17"/>
+              </w:rPr>
+              <w:t xml:space="preserve">Por mes</w:t>
+            </w:r>
+          </w:p>
+        </w:tc>
+        <w:tc>
+          <w:tcPr>
+            <w:tcW w:type="dxa" w:w="2138"/>
+            <w:shd w:fill="E8F5EE" w:color="auto" w:val="clear"/>
+            <w:tcMar>
+              <w:top w:type="dxa" w:w="90"/>
+              <w:left w:type="dxa" w:w="120"/>
+              <w:bottom w:type="dxa" w:w="90"/>
+              <w:right w:type="dxa" w:w="120"/>
+            </w:tcMar>
+          </w:tcPr>
+          <w:p>
+            <w:pPr>
+              <w:spacing w:after="0" w:line="260"/>
+              <w:jc w:val="right"/>
+            </w:pPr>
+            <w:r>
+              <w:rPr>
+                <w:rFonts w:ascii="Calibri" w:cs="Calibri" w:eastAsia="Calibri" w:hAnsi="Calibri"/>
+                <w:b/>
+                <w:bCs/>
+                <w:color w:val="0D5230"/>
+                <w:sz w:val="17"/>
+                <w:szCs w:val="17"/>
+              </w:rPr>
+              <w:t xml:space="preserve">Subtotal</w:t>
+            </w:r>
+          </w:p>
+        </w:tc>
+      </w:tr>
+      <w:tr>
+        <w:tc>
+          <w:tcPr>
+            <w:tcW w:type="dxa" w:w="1700"/>
+            <w:tcMar>
+              <w:top w:type="dxa" w:w="90"/>
+              <w:left w:type="dxa" w:w="120"/>
+              <w:bottom w:type="dxa" w:w="90"/>
+              <w:right w:type="dxa" w:w="120"/>
+            </w:tcMar>
+          </w:tcPr>
+          <w:p>
+            <w:pPr>
+              <w:spacing w:after="0" w:line="260"/>
+            </w:pPr>
+            <w:r>
+              <w:rPr>
+                <w:rFonts w:ascii="Calibri" w:cs="Calibri" w:eastAsia="Calibri" w:hAnsi="Calibri"/>
+                <w:b/>
+                <w:bCs/>
+                <w:color w:val="2B2F2C"/>
+                <w:sz w:val="19"/>
+                <w:szCs w:val="19"/>
+              </w:rPr>
+              <w:t xml:space="preserve">Meses 1 a 6</w:t>
+            </w:r>
+          </w:p>
+        </w:tc>
+        <w:tc>
+          <w:tcPr>
+            <w:tcW w:type="dxa" w:w="3900"/>
+            <w:tcMar>
+              <w:top w:type="dxa" w:w="90"/>
+              <w:left w:type="dxa" w:w="120"/>
+              <w:bottom w:type="dxa" w:w="90"/>
+              <w:right w:type="dxa" w:w="120"/>
+            </w:tcMar>
+          </w:tcPr>
+          <w:p>
+            <w:pPr>
+              <w:spacing w:after="0" w:line="260"/>
+            </w:pPr>
+            <w:r>
+              <w:rPr>
+                <w:rFonts w:ascii="Calibri" w:cs="Calibri" w:eastAsia="Calibri" w:hAnsi="Calibri"/>
+                <w:b w:val="false"/>
+                <w:bCs w:val="false"/>
+                <w:color w:val="5C6B63"/>
+                <w:sz w:val="19"/>
+                <w:szCs w:val="19"/>
+              </w:rPr>
+              <w:t xml:space="preserve">Etapas 1 a 5: relevamiento de la cartera, plan y ensayos de vida útil, extensión y layout de la planta nueva</w:t>
+            </w:r>
+          </w:p>
+        </w:tc>
+        <w:tc>
+          <w:tcPr>
+            <w:tcW w:type="dxa" w:w="1900"/>
+            <w:tcMar>
+              <w:top w:type="dxa" w:w="90"/>
+              <w:left w:type="dxa" w:w="120"/>
+              <w:bottom w:type="dxa" w:w="90"/>
+              <w:right w:type="dxa" w:w="120"/>
+            </w:tcMar>
+          </w:tcPr>
+          <w:p>
+            <w:pPr>
+              <w:spacing w:after="0" w:line="260"/>
+              <w:jc w:val="right"/>
+            </w:pPr>
+            <w:r>
+              <w:rPr>
+                <w:rFonts w:ascii="Calibri" w:cs="Calibri" w:eastAsia="Calibri" w:hAnsi="Calibri"/>
+                <w:b/>
+                <w:bCs/>
+                <w:color w:val="2B2F2C"/>
+                <w:sz w:val="19"/>
+                <w:szCs w:val="19"/>
+              </w:rPr>
+              <w:t xml:space="preserve">$ 700.000</w:t>
+            </w:r>
+          </w:p>
+        </w:tc>
+        <w:tc>
+          <w:tcPr>
+            <w:tcW w:type="dxa" w:w="2138"/>
+            <w:tcMar>
+              <w:top w:type="dxa" w:w="90"/>
+              <w:left w:type="dxa" w:w="120"/>
+              <w:bottom w:type="dxa" w:w="90"/>
+              <w:right w:type="dxa" w:w="120"/>
+            </w:tcMar>
+          </w:tcPr>
+          <w:p>
+            <w:pPr>
+              <w:spacing w:after="0" w:line="260"/>
+              <w:jc w:val="right"/>
+            </w:pPr>
+            <w:r>
+              <w:rPr>
+                <w:rFonts w:ascii="Calibri" w:cs="Calibri" w:eastAsia="Calibri" w:hAnsi="Calibri"/>
+                <w:b w:val="false"/>
+                <w:bCs w:val="false"/>
+                <w:color w:val="5C6B63"/>
+                <w:sz w:val="19"/>
+                <w:szCs w:val="19"/>
+              </w:rPr>
+              <w:t xml:space="preserve">$ 4.200.000</w:t>
+            </w:r>
+          </w:p>
+        </w:tc>
+      </w:tr>
+      <w:tr>
+        <w:tc>
+          <w:tcPr>
+            <w:tcW w:type="dxa" w:w="1700"/>
+            <w:tcMar>
+              <w:top w:type="dxa" w:w="90"/>
+              <w:left w:type="dxa" w:w="120"/>
+              <w:bottom w:type="dxa" w:w="90"/>
+              <w:right w:type="dxa" w:w="120"/>
+            </w:tcMar>
+          </w:tcPr>
+          <w:p>
+            <w:pPr>
+              <w:spacing w:after="0" w:line="260"/>
+            </w:pPr>
+            <w:r>
+              <w:rPr>
+                <w:rFonts w:ascii="Calibri" w:cs="Calibri" w:eastAsia="Calibri" w:hAnsi="Calibri"/>
+                <w:b/>
+                <w:bCs/>
+                <w:color w:val="2B2F2C"/>
+                <w:sz w:val="19"/>
+                <w:szCs w:val="19"/>
+              </w:rPr>
+              <w:t xml:space="preserve">Meses 7 y 8</w:t>
+            </w:r>
+          </w:p>
+        </w:tc>
+        <w:tc>
+          <w:tcPr>
+            <w:tcW w:type="dxa" w:w="3900"/>
+            <w:tcMar>
+              <w:top w:type="dxa" w:w="90"/>
+              <w:left w:type="dxa" w:w="120"/>
+              <w:bottom w:type="dxa" w:w="90"/>
+              <w:right w:type="dxa" w:w="120"/>
+            </w:tcMar>
+          </w:tcPr>
+          <w:p>
+            <w:pPr>
+              <w:spacing w:after="0" w:line="260"/>
+            </w:pPr>
+            <w:r>
+              <w:rPr>
+                <w:rFonts w:ascii="Calibri" w:cs="Calibri" w:eastAsia="Calibri" w:hAnsi="Calibri"/>
+                <w:b w:val="false"/>
+                <w:bCs w:val="false"/>
+                <w:color w:val="5C6B63"/>
+                <w:sz w:val="19"/>
+                <w:szCs w:val="19"/>
+              </w:rPr>
+              <w:t xml:space="preserve">Etapa 6: habilitación de la planta, sistema documental y puesta en marcha con el personal</w:t>
+            </w:r>
+          </w:p>
+        </w:tc>
+        <w:tc>
+          <w:tcPr>
+            <w:tcW w:type="dxa" w:w="1900"/>
+            <w:tcMar>
+              <w:top w:type="dxa" w:w="90"/>
+              <w:left w:type="dxa" w:w="120"/>
+              <w:bottom w:type="dxa" w:w="90"/>
+              <w:right w:type="dxa" w:w="120"/>
+            </w:tcMar>
+          </w:tcPr>
+          <w:p>
+            <w:pPr>
+              <w:spacing w:after="0" w:line="260"/>
+              <w:jc w:val="right"/>
+            </w:pPr>
+            <w:r>
+              <w:rPr>
+                <w:rFonts w:ascii="Calibri" w:cs="Calibri" w:eastAsia="Calibri" w:hAnsi="Calibri"/>
+                <w:b/>
+                <w:bCs/>
+                <w:color w:val="2B2F2C"/>
+                <w:sz w:val="19"/>
+                <w:szCs w:val="19"/>
+              </w:rPr>
+              <w:t xml:space="preserve">$ 1.300.000</w:t>
+            </w:r>
+          </w:p>
+        </w:tc>
+        <w:tc>
+          <w:tcPr>
+            <w:tcW w:type="dxa" w:w="2138"/>
+            <w:tcMar>
+              <w:top w:type="dxa" w:w="90"/>
+              <w:left w:type="dxa" w:w="120"/>
+              <w:bottom w:type="dxa" w:w="90"/>
+              <w:right w:type="dxa" w:w="120"/>
+            </w:tcMar>
+          </w:tcPr>
+          <w:p>
+            <w:pPr>
+              <w:spacing w:after="0" w:line="260"/>
+              <w:jc w:val="right"/>
+            </w:pPr>
+            <w:r>
+              <w:rPr>
+                <w:rFonts w:ascii="Calibri" w:cs="Calibri" w:eastAsia="Calibri" w:hAnsi="Calibri"/>
+                <w:b w:val="false"/>
+                <w:bCs w:val="false"/>
+                <w:color w:val="5C6B63"/>
+                <w:sz w:val="19"/>
+                <w:szCs w:val="19"/>
+              </w:rPr>
+              <w:t xml:space="preserve">$ 2.600.000</w:t>
+            </w:r>
+          </w:p>
+        </w:tc>
+      </w:tr>
+      <w:tr>
+        <w:tc>
+          <w:tcPr>
+            <w:tcW w:type="dxa" w:w="1700"/>
+            <w:tcMar>
+              <w:top w:type="dxa" w:w="90"/>
+              <w:left w:type="dxa" w:w="120"/>
+              <w:bottom w:type="dxa" w:w="90"/>
+              <w:right w:type="dxa" w:w="120"/>
+            </w:tcMar>
+          </w:tcPr>
+          <w:p>
+            <w:pPr>
+              <w:spacing w:after="0" w:line="260"/>
+            </w:pPr>
+            <w:r>
+              <w:rPr>
+                <w:rFonts w:ascii="Calibri" w:cs="Calibri" w:eastAsia="Calibri" w:hAnsi="Calibri"/>
+                <w:b/>
+                <w:bCs/>
+                <w:color w:val="2B2F2C"/>
+                <w:sz w:val="19"/>
+                <w:szCs w:val="19"/>
+              </w:rPr>
+              <w:t xml:space="preserve">Desde el mes 9</w:t>
+            </w:r>
+          </w:p>
+        </w:tc>
+        <w:tc>
+          <w:tcPr>
+            <w:tcW w:type="dxa" w:w="3900"/>
+            <w:tcMar>
+              <w:top w:type="dxa" w:w="90"/>
+              <w:left w:type="dxa" w:w="120"/>
+              <w:bottom w:type="dxa" w:w="90"/>
+              <w:right w:type="dxa" w:w="120"/>
+            </w:tcMar>
+          </w:tcPr>
+          <w:p>
+            <w:pPr>
+              <w:spacing w:after="0" w:line="260"/>
+            </w:pPr>
+            <w:r>
+              <w:rPr>
+                <w:rFonts w:ascii="Calibri" w:cs="Calibri" w:eastAsia="Calibri" w:hAnsi="Calibri"/>
+                <w:b w:val="false"/>
+                <w:bCs w:val="false"/>
+                <w:color w:val="5C6B63"/>
+                <w:sz w:val="19"/>
+                <w:szCs w:val="19"/>
+              </w:rPr>
+              <w:t xml:space="preserve">Etapa 7: Dirección Técnica del establecimiento, con continuidad mensual</w:t>
+            </w:r>
+          </w:p>
+        </w:tc>
+        <w:tc>
+          <w:tcPr>
+            <w:tcW w:type="dxa" w:w="1900"/>
+            <w:tcMar>
+              <w:top w:type="dxa" w:w="90"/>
+              <w:left w:type="dxa" w:w="120"/>
+              <w:bottom w:type="dxa" w:w="90"/>
+              <w:right w:type="dxa" w:w="120"/>
+            </w:tcMar>
+          </w:tcPr>
+          <w:p>
+            <w:pPr>
+              <w:spacing w:after="0" w:line="260"/>
+              <w:jc w:val="right"/>
+            </w:pPr>
+            <w:r>
+              <w:rPr>
+                <w:rFonts w:ascii="Calibri" w:cs="Calibri" w:eastAsia="Calibri" w:hAnsi="Calibri"/>
+                <w:b/>
+                <w:bCs/>
+                <w:color w:val="2B2F2C"/>
+                <w:sz w:val="19"/>
+                <w:szCs w:val="19"/>
+                <w:highlight w:val="yellow"/>
+                <w:highlightCs w:val="yellow"/>
+              </w:rPr>
+              <w:t xml:space="preserve">A convenir</w:t>
+            </w:r>
+          </w:p>
+        </w:tc>
+        <w:tc>
+          <w:tcPr>
+            <w:tcW w:type="dxa" w:w="2138"/>
+            <w:tcMar>
+              <w:top w:type="dxa" w:w="90"/>
+              <w:left w:type="dxa" w:w="120"/>
+              <w:bottom w:type="dxa" w:w="90"/>
+              <w:right w:type="dxa" w:w="120"/>
+            </w:tcMar>
+          </w:tcPr>
+          <w:p>
+            <w:pPr>
+              <w:spacing w:after="0" w:line="260"/>
+              <w:jc w:val="right"/>
+            </w:pPr>
+            <w:r>
+              <w:rPr>
+                <w:rFonts w:ascii="Calibri" w:cs="Calibri" w:eastAsia="Calibri" w:hAnsi="Calibri"/>
+                <w:b w:val="false"/>
+                <w:bCs w:val="false"/>
+                <w:color w:val="5C6B63"/>
+                <w:sz w:val="19"/>
+                <w:szCs w:val="19"/>
+              </w:rPr>
+              <w:t xml:space="preserve">—</w:t>
+            </w:r>
+          </w:p>
+        </w:tc>
+      </w:tr>
+      <w:tr>
+        <w:tc>
+          <w:tcPr>
+            <w:tcW w:type="dxa" w:w="5600"/>
+            <w:gridSpan w:val="2"/>
+            <w:shd w:fill="E8F5EE" w:color="auto" w:val="clear"/>
+            <w:tcMar>
+              <w:top w:type="dxa" w:w="90"/>
+              <w:left w:type="dxa" w:w="120"/>
+              <w:bottom w:type="dxa" w:w="90"/>
+              <w:right w:type="dxa" w:w="120"/>
+            </w:tcMar>
+          </w:tcPr>
+          <w:p>
+            <w:pPr>
+              <w:spacing w:after="0" w:line="260"/>
+            </w:pPr>
+            <w:r>
+              <w:rPr>
+                <w:rFonts w:ascii="Calibri" w:cs="Calibri" w:eastAsia="Calibri" w:hAnsi="Calibri"/>
+                <w:b/>
+                <w:bCs/>
+                <w:color w:val="2B2F2C"/>
+                <w:sz w:val="19"/>
+                <w:szCs w:val="19"/>
+              </w:rPr>
+              <w:t xml:space="preserve">Total del proyecto, hasta dejar la planta habilitada</w:t>
+            </w:r>
+          </w:p>
+        </w:tc>
+        <w:tc>
+          <w:tcPr>
+            <w:tcW w:type="dxa" w:w="1900"/>
+            <w:shd w:fill="E8F5EE" w:color="auto" w:val="clear"/>
+            <w:tcMar>
+              <w:top w:type="dxa" w:w="90"/>
+              <w:left w:type="dxa" w:w="120"/>
+              <w:bottom w:type="dxa" w:w="90"/>
+              <w:right w:type="dxa" w:w="120"/>
+            </w:tcMar>
+          </w:tcPr>
+          <w:p>
+            <w:pPr>
+              <w:spacing w:after="0" w:line="260"/>
+            </w:pPr>
+            <w:r>
+              <w:rPr>
+                <w:rFonts w:ascii="Calibri" w:cs="Calibri" w:eastAsia="Calibri" w:hAnsi="Calibri"/>
+                <w:b w:val="false"/>
+                <w:bCs w:val="false"/>
+                <w:color w:val="5C6B63"/>
+                <w:sz w:val="19"/>
+                <w:szCs w:val="19"/>
+              </w:rPr>
+              <w:t xml:space="preserve"/>
+            </w:r>
+          </w:p>
+        </w:tc>
+        <w:tc>
+          <w:tcPr>
+            <w:tcW w:type="dxa" w:w="2138"/>
+            <w:shd w:fill="E8F5EE" w:color="auto" w:val="clear"/>
+            <w:tcMar>
+              <w:top w:type="dxa" w:w="90"/>
+              <w:left w:type="dxa" w:w="120"/>
+              <w:bottom w:type="dxa" w:w="90"/>
+              <w:right w:type="dxa" w:w="120"/>
+            </w:tcMar>
+          </w:tcPr>
+          <w:p>
+            <w:pPr>
+              <w:spacing w:after="0" w:line="260"/>
+              <w:jc w:val="right"/>
+            </w:pPr>
+            <w:r>
+              <w:rPr>
+                <w:rFonts w:ascii="Calibri" w:cs="Calibri" w:eastAsia="Calibri" w:hAnsi="Calibri"/>
+                <w:b/>
+                <w:bCs/>
+                <w:color w:val="2B2F2C"/>
+                <w:sz w:val="19"/>
+                <w:szCs w:val="19"/>
+              </w:rPr>
+              <w:t xml:space="preserve">$ 6.800.000</w:t>
+            </w:r>
+          </w:p>
+        </w:tc>
+      </w:tr>
+    </w:tbl>
+    <w:p>
+      <w:pPr>
+        <w:spacing w:after="160"/>
+      </w:pPr>
+    </w:p>
+    <w:p>
+      <w:pPr>
+        <w:spacing w:after="80" w:before="260"/>
+      </w:pPr>
+      <w:r>
+        <w:rPr>
+          <w:rFonts w:ascii="Calibri" w:cs="Calibri" w:eastAsia="Calibri" w:hAnsi="Calibri"/>
+          <w:b/>
+          <w:bCs/>
+          <w:color w:val="0D5230"/>
+          <w:spacing w:val="30"/>
+          <w:sz w:val="16"/>
+          <w:szCs w:val="16"/>
+        </w:rPr>
+        <w:t xml:space="preserve">CONDICIONES</w:t>
+      </w:r>
+    </w:p>
+    <w:p>
+      <w:pPr>
+        <w:pStyle w:val="ListParagraph"/>
+        <w:numPr>
+          <w:ilvl w:val="0"/>
+          <w:numId w:val="2"/>
+        </w:numPr>
+        <w:spacing w:after="80" w:line="276"/>
+      </w:pPr>
+      <w:r>
+        <w:rPr>
+          <w:rFonts w:ascii="Calibri" w:cs="Calibri" w:eastAsia="Calibri" w:hAnsi="Calibri"/>
+          <w:b/>
+          <w:bCs/>
+          <w:i w:val="false"/>
+          <w:iCs w:val="false"/>
+          <w:color w:val="2B2F2C"/>
+          <w:sz w:val="21"/>
+          <w:szCs w:val="21"/>
+        </w:rPr>
+        <w:t xml:space="preserve">Facturación mensual, por mes adelantado, </w:t>
+      </w:r>
+      <w:r>
+        <w:rPr>
+          <w:rFonts w:ascii="Calibri" w:cs="Calibri" w:eastAsia="Calibri" w:hAnsi="Calibri"/>
+          <w:b w:val="false"/>
+          <w:bCs w:val="false"/>
+          <w:i w:val="false"/>
+          <w:iCs w:val="false"/>
+          <w:color w:val="2B2F2C"/>
+          <w:sz w:val="21"/>
+          <w:szCs w:val="21"/>
+        </w:rPr>
+        <w:t xml:space="preserve">dentro de los primeros cinco días de cada mes. Transferencia bancaria a cinco días de presentada la factura. Factura C.</w:t>
+      </w:r>
+    </w:p>
+    <w:p>
+      <w:pPr>
+        <w:pStyle w:val="ListParagraph"/>
+        <w:numPr>
+          <w:ilvl w:val="0"/>
+          <w:numId w:val="2"/>
+        </w:numPr>
+        <w:spacing w:after="80" w:line="276"/>
+      </w:pPr>
+      <w:r>
+        <w:rPr>
+          <w:rFonts w:ascii="Calibri" w:cs="Calibri" w:eastAsia="Calibri" w:hAnsi="Calibri"/>
+          <w:b/>
+          <w:bCs/>
+          <w:i w:val="false"/>
+          <w:iCs w:val="false"/>
+          <w:color w:val="2B2F2C"/>
+          <w:sz w:val="21"/>
+          <w:szCs w:val="21"/>
+        </w:rPr>
+        <w:t xml:space="preserve">Ajuste trimestral </w:t>
+      </w:r>
+      <w:r>
+        <w:rPr>
+          <w:rFonts w:ascii="Calibri" w:cs="Calibri" w:eastAsia="Calibri" w:hAnsi="Calibri"/>
+          <w:b w:val="false"/>
+          <w:bCs w:val="false"/>
+          <w:i w:val="false"/>
+          <w:iCs w:val="false"/>
+          <w:color w:val="2B2F2C"/>
+          <w:sz w:val="21"/>
+          <w:szCs w:val="21"/>
+        </w:rPr>
+        <w:t xml:space="preserve">de los honorarios, tomando el mayor valor entre la variación del IPC Nivel General del INDEC del trimestre anterior y la tabla de honorarios mínimos sugeridos del CPIA vigente.</w:t>
+      </w:r>
+    </w:p>
+    <w:p>
+      <w:pPr>
+        <w:pStyle w:val="ListParagraph"/>
+        <w:numPr>
+          <w:ilvl w:val="0"/>
+          <w:numId w:val="2"/>
+        </w:numPr>
+        <w:spacing w:after="80" w:line="276"/>
+      </w:pPr>
+      <w:r>
+        <w:rPr>
+          <w:rFonts w:ascii="Calibri" w:cs="Calibri" w:eastAsia="Calibri" w:hAnsi="Calibri"/>
+          <w:b/>
+          <w:bCs/>
+          <w:i w:val="false"/>
+          <w:iCs w:val="false"/>
+          <w:color w:val="2B2F2C"/>
+          <w:sz w:val="21"/>
+          <w:szCs w:val="21"/>
+        </w:rPr>
+        <w:t xml:space="preserve">La Dirección Técnica se acuerda antes de asumirla, </w:t>
+      </w:r>
+      <w:r>
+        <w:rPr>
+          <w:rFonts w:ascii="Calibri" w:cs="Calibri" w:eastAsia="Calibri" w:hAnsi="Calibri"/>
+          <w:b w:val="false"/>
+          <w:bCs w:val="false"/>
+          <w:i w:val="false"/>
+          <w:iCs w:val="false"/>
+          <w:color w:val="2B2F2C"/>
+          <w:sz w:val="21"/>
+          <w:szCs w:val="21"/>
+        </w:rPr>
+        <w:t xml:space="preserve">según el alcance final de la planta, la cantidad de productos y la dedicación mensual que requiera. Se contrata por un mínimo de doce meses, renovable.</w:t>
+      </w:r>
+    </w:p>
+    <w:p>
+      <w:pPr>
+        <w:pStyle w:val="ListParagraph"/>
+        <w:numPr>
+          <w:ilvl w:val="0"/>
+          <w:numId w:val="2"/>
+        </w:numPr>
+        <w:spacing w:after="80" w:line="276"/>
+      </w:pPr>
+      <w:r>
+        <w:rPr>
+          <w:rFonts w:ascii="Calibri" w:cs="Calibri" w:eastAsia="Calibri" w:hAnsi="Calibri"/>
+          <w:b/>
+          <w:bCs/>
+          <w:i w:val="false"/>
+          <w:iCs w:val="false"/>
+          <w:color w:val="2B2F2C"/>
+          <w:sz w:val="21"/>
+          <w:szCs w:val="21"/>
+        </w:rPr>
+        <w:t xml:space="preserve">Los valores no incluyen los costos de terceros </w:t>
+      </w:r>
+      <w:r>
+        <w:rPr>
+          <w:rFonts w:ascii="Calibri" w:cs="Calibri" w:eastAsia="Calibri" w:hAnsi="Calibri"/>
+          <w:b w:val="false"/>
+          <w:bCs w:val="false"/>
+          <w:i w:val="false"/>
+          <w:iCs w:val="false"/>
+          <w:color w:val="2B2F2C"/>
+          <w:sz w:val="21"/>
+          <w:szCs w:val="21"/>
+        </w:rPr>
+        <w:t xml:space="preserve">detallados más arriba: laboratorio, aranceles oficiales, honorarios del proyectista y obra.</w:t>
+      </w:r>
+    </w:p>
+    <w:p>
+      <w:pPr>
+        <w:pStyle w:val="ListParagraph"/>
+        <w:numPr>
+          <w:ilvl w:val="0"/>
+          <w:numId w:val="2"/>
+        </w:numPr>
+        <w:spacing w:after="80" w:line="276"/>
+      </w:pPr>
+      <w:r>
+        <w:rPr>
+          <w:rFonts w:ascii="Calibri" w:cs="Calibri" w:eastAsia="Calibri" w:hAnsi="Calibri"/>
+          <w:b/>
+          <w:bCs/>
+          <w:i w:val="false"/>
+          <w:iCs w:val="false"/>
+          <w:color w:val="2B2F2C"/>
+          <w:sz w:val="21"/>
+          <w:szCs w:val="21"/>
+        </w:rPr>
+        <w:t xml:space="preserve">El proyecto puede tomarse completo o por tramos. </w:t>
+      </w:r>
+      <w:r>
+        <w:rPr>
+          <w:rFonts w:ascii="Calibri" w:cs="Calibri" w:eastAsia="Calibri" w:hAnsi="Calibri"/>
+          <w:b w:val="false"/>
+          <w:bCs w:val="false"/>
+          <w:i w:val="false"/>
+          <w:iCs w:val="false"/>
+          <w:color w:val="2B2F2C"/>
+          <w:sz w:val="21"/>
+          <w:szCs w:val="21"/>
+        </w:rPr>
+        <w:t xml:space="preserve">Cada etapa cierra con entregables propios y tiene valor por sí misma, aunque el resultado de las siguientes depende de las anteriores.</w:t>
       </w:r>
     </w:p>
     <w:p>
